--- a/onpolicy/last-obs.docx
+++ b/onpolicy/last-obs.docx
@@ -4362,12 +4362,19 @@
       </w:r>
       <w:r>
         <w:rPr>
+          <w:b/>
+          <w:bCs/>
+        </w:rPr>
+        <w:t>ave_resource</w:t>
+      </w:r>
+      <w:r>
+        <w:rPr>
           <w:rFonts w:ascii="Segoe UI" w:hAnsi="Segoe UI" w:cs="Segoe UI" w:hint="eastAsia"/>
           <w:color w:val="2E2F30"/>
           <w:szCs w:val="21"/>
           <w:shd w:val="clear" w:color="auto" w:fill="FFFFFF"/>
         </w:rPr>
-        <w:t>average</w:t>
+        <w:t>啊</w:t>
       </w:r>
       <w:r>
         <w:rPr>
@@ -4376,13 +4383,33 @@
           <w:szCs w:val="21"/>
           <w:shd w:val="clear" w:color="auto" w:fill="FFFFFF"/>
         </w:rPr>
-        <w:t>啊。感觉这个就行。</w:t>
+        <w:t>!</w:t>
+      </w:r>
+      <w:r>
+        <w:rPr>
+          <w:rFonts w:ascii="Segoe UI" w:hAnsi="Segoe UI" w:cs="Segoe UI"/>
+          <w:color w:val="2E2F30"/>
+          <w:szCs w:val="21"/>
+          <w:shd w:val="clear" w:color="auto" w:fill="FFFFFF"/>
+        </w:rPr>
+        <w:t>!</w:t>
+      </w:r>
+      <w:r>
+        <w:rPr>
+          <w:rFonts w:ascii="Segoe UI" w:hAnsi="Segoe UI" w:cs="Segoe UI" w:hint="eastAsia"/>
+          <w:color w:val="2E2F30"/>
+          <w:szCs w:val="21"/>
+          <w:shd w:val="clear" w:color="auto" w:fill="FFFFFF"/>
+        </w:rPr>
+        <w:t>感觉这个就行。</w:t>
       </w:r>
     </w:p>
     <w:p>
       <w:pPr>
         <w:rPr>
           <w:rFonts w:ascii="Segoe UI" w:hAnsi="Segoe UI" w:cs="Segoe UI" w:hint="eastAsia"/>
+          <w:b/>
+          <w:bCs/>
           <w:color w:val="2E2F30"/>
           <w:szCs w:val="21"/>
           <w:shd w:val="clear" w:color="auto" w:fill="FFFFFF"/>
@@ -4414,6 +4441,57 @@
           <w:shd w:val="clear" w:color="auto" w:fill="FFFFFF"/>
         </w:rPr>
         <w:t>还是得有权重</w:t>
+      </w:r>
+      <w:r>
+        <w:rPr>
+          <w:rFonts w:ascii="Segoe UI" w:hAnsi="Segoe UI" w:cs="Segoe UI" w:hint="eastAsia"/>
+          <w:color w:val="2E2F30"/>
+          <w:szCs w:val="21"/>
+          <w:shd w:val="clear" w:color="auto" w:fill="FFFFFF"/>
+        </w:rPr>
+        <w:t>.</w:t>
+      </w:r>
+      <w:r>
+        <w:rPr>
+          <w:rFonts w:ascii="Segoe UI" w:hAnsi="Segoe UI" w:cs="Segoe UI" w:hint="eastAsia"/>
+          <w:color w:val="2E2F30"/>
+          <w:szCs w:val="21"/>
+          <w:shd w:val="clear" w:color="auto" w:fill="FFFFFF"/>
+        </w:rPr>
+        <w:t>。</w:t>
+      </w:r>
+      <w:r>
+        <w:rPr>
+          <w:rFonts w:ascii="Segoe UI" w:hAnsi="Segoe UI" w:cs="Segoe UI" w:hint="eastAsia"/>
+          <w:b/>
+          <w:bCs/>
+          <w:color w:val="2E2F30"/>
+          <w:szCs w:val="21"/>
+          <w:shd w:val="clear" w:color="auto" w:fill="FFFFFF"/>
+        </w:rPr>
+        <w:t>增加了</w:t>
+      </w:r>
+      <w:r>
+        <w:rPr>
+          <w:rFonts w:ascii="Segoe UI" w:hAnsi="Segoe UI" w:cs="Segoe UI" w:hint="eastAsia"/>
+          <w:b/>
+          <w:bCs/>
+          <w:color w:val="2E2F30"/>
+          <w:szCs w:val="21"/>
+          <w:shd w:val="clear" w:color="auto" w:fill="FFFFFF"/>
+        </w:rPr>
+        <w:t>多个时刻未被服务的</w:t>
+      </w:r>
+      <w:r>
+        <w:rPr>
+          <w:rFonts w:ascii="Segoe UI" w:hAnsi="Segoe UI" w:cs="Segoe UI" w:hint="eastAsia"/>
+          <w:b/>
+          <w:bCs/>
+          <w:color w:val="2E2F30"/>
+          <w:szCs w:val="21"/>
+          <w:shd w:val="clear" w:color="auto" w:fill="FFFFFF"/>
+        </w:rPr>
+        <w:t>奖励。</w:t>
       </w:r>
     </w:p>
     <w:p>
@@ -4488,9 +4566,408 @@
           <w:szCs w:val="21"/>
           <w:shd w:val="clear" w:color="auto" w:fill="FFFFFF"/>
         </w:rPr>
+        <w:t>0</w:t>
+      </w:r>
+      <w:r>
+        <w:rPr>
+          <w:rFonts w:ascii="Segoe UI" w:hAnsi="Segoe UI" w:cs="Segoe UI"/>
+          <w:color w:val="2E2F30"/>
+          <w:szCs w:val="21"/>
+          <w:shd w:val="clear" w:color="auto" w:fill="FFFFFF"/>
+        </w:rPr>
+        <w:t xml:space="preserve"> -v /data/home/ISAC_DMARLV1/MEC:/usr/coding my_conda_docker:v1 -c </w:t>
+      </w:r>
+      <w:r>
+        <w:t>"</w:t>
+      </w:r>
+      <w:r>
+        <w:rPr>
+          <w:b/>
+          <w:bCs/>
+        </w:rPr>
+        <w:t>CUDA_VISIBLE_DEVICES=</w:t>
+      </w:r>
+      <w:r>
+        <w:rPr>
+          <w:b/>
+          <w:bCs/>
+        </w:rPr>
+        <w:t>0</w:t>
+      </w:r>
+      <w:r>
+        <w:t xml:space="preserve"> </w:t>
+      </w:r>
+      <w:r>
+        <w:rPr>
+          <w:rFonts w:ascii="Segoe UI" w:hAnsi="Segoe UI" w:cs="Segoe UI"/>
+          <w:color w:val="2E2F30"/>
+          <w:szCs w:val="21"/>
+          <w:shd w:val="clear" w:color="auto" w:fill="FFFFFF"/>
+        </w:rPr>
+        <w:t>conda run -n torch1.5.1 --no-capture-output python /usr/coding/on-policy-separated</w:t>
+      </w:r>
+      <w:r>
+        <w:rPr>
+          <w:rFonts w:ascii="Segoe UI" w:hAnsi="Segoe UI" w:cs="Segoe UI"/>
+          <w:color w:val="2E2F30"/>
+          <w:szCs w:val="21"/>
+          <w:shd w:val="clear" w:color="auto" w:fill="FFFFFF"/>
+        </w:rPr>
+        <w:t>-</w:t>
+      </w:r>
+      <w:r>
+        <w:rPr>
+          <w:rFonts w:ascii="Segoe UI" w:hAnsi="Segoe UI" w:cs="Segoe UI"/>
+          <w:color w:val="2E2F30"/>
+          <w:szCs w:val="21"/>
+          <w:shd w:val="clear" w:color="auto" w:fill="FFFFFF"/>
+        </w:rPr>
+        <w:t>last-obs</w:t>
+      </w:r>
+      <w:r>
+        <w:rPr>
+          <w:rFonts w:ascii="Segoe UI" w:hAnsi="Segoe UI" w:cs="Segoe UI"/>
+          <w:color w:val="2E2F30"/>
+          <w:szCs w:val="21"/>
+          <w:shd w:val="clear" w:color="auto" w:fill="FFFFFF"/>
+        </w:rPr>
+        <w:t xml:space="preserve">/onpolicy/scripts/train/train_mec.py </w:t>
+      </w:r>
+      <w:r>
+        <w:t xml:space="preserve">--clip_param 0.15 --max_grad_norm 0.35 --env_name mec --algorithm_name mappo --num_env_steps 100000000 --num_mini_batch 1 --n_rollout_threads </w:t>
+      </w:r>
+      <w:r>
+        <w:t>128</w:t>
+      </w:r>
+      <w:r>
+        <w:t xml:space="preserve"> --use_valuenorm --</w:t>
+      </w:r>
+      <w:r>
+        <w:rPr>
+          <w:rFonts w:hint="eastAsia"/>
+        </w:rPr>
+        <w:t>sh</w:t>
+      </w:r>
+      <w:r>
+        <w:t xml:space="preserve">are_policy --lr 1e-4 --ob_state_with_timestep --n_UAVs </w:t>
+      </w:r>
+      <w:r>
         <w:t>4</w:t>
       </w:r>
       <w:r>
+        <w:t xml:space="preserve"> </w:t>
+      </w:r>
+      <w:r>
+        <w:rPr>
+          <w:b/>
+          <w:bCs/>
+        </w:rPr>
+        <w:t xml:space="preserve">--n_GUs </w:t>
+      </w:r>
+      <w:r>
+        <w:rPr>
+          <w:b/>
+          <w:bCs/>
+        </w:rPr>
+        <w:t>4</w:t>
+      </w:r>
+      <w:r>
+        <w:rPr>
+          <w:b/>
+          <w:bCs/>
+        </w:rPr>
+        <w:t>0</w:t>
+      </w:r>
+      <w:r>
+        <w:t xml:space="preserve"> --max_GUs_in_range 15 --x_max </w:t>
+      </w:r>
+      <w:r>
+        <w:t>4</w:t>
+      </w:r>
+      <w:r>
+        <w:t xml:space="preserve">00 --episode_length </w:t>
+      </w:r>
+      <w:r>
+        <w:t>4</w:t>
+      </w:r>
+      <w:r>
+        <w:t>00 --</w:t>
+      </w:r>
+      <w:r>
+        <w:rPr>
+          <w:rFonts w:hint="eastAsia"/>
+        </w:rPr>
+        <w:t>local</w:t>
+      </w:r>
+      <w:r>
+        <w:t xml:space="preserve">_reward </w:t>
+      </w:r>
+      <w:r>
+        <w:rPr>
+          <w:b/>
+          <w:bCs/>
+        </w:rPr>
+        <w:t xml:space="preserve">--state_is_k_hops --max_UAVs_obs_concat </w:t>
+      </w:r>
+      <w:r>
+        <w:rPr>
+          <w:b/>
+          <w:bCs/>
+        </w:rPr>
+        <w:t>4</w:t>
+      </w:r>
+      <w:r>
+        <w:t xml:space="preserve"> --average_local_advantage --n_iterations 30 --use_atten_critic</w:t>
+      </w:r>
+      <w:r>
+        <w:t xml:space="preserve"> </w:t>
+      </w:r>
+      <w:r>
+        <w:rPr>
+          <w:b/>
+          <w:bCs/>
+        </w:rPr>
+        <w:t>--average_local_advantage_timely</w:t>
+      </w:r>
+      <w:r>
+        <w:rPr>
+          <w:b/>
+          <w:bCs/>
+        </w:rPr>
+        <w:t xml:space="preserve"> </w:t>
+      </w:r>
+      <w:r>
+        <w:t>--lambda_r 0.00</w:t>
+      </w:r>
+      <w:r>
+        <w:t>0001</w:t>
+      </w:r>
+      <w:r>
+        <w:t xml:space="preserve"> --mu_r </w:t>
+      </w:r>
+      <w:r>
+        <w:t>64</w:t>
+      </w:r>
+      <w:r>
+        <w:rPr>
+          <w:b/>
+          <w:bCs/>
+        </w:rPr>
+        <w:t xml:space="preserve"> --gamma_r </w:t>
+      </w:r>
+      <w:r>
+        <w:rPr>
+          <w:b/>
+          <w:bCs/>
+        </w:rPr>
+        <w:t>4</w:t>
+      </w:r>
+      <w:r>
+        <w:rPr>
+          <w:b/>
+          <w:bCs/>
+        </w:rPr>
+        <w:t xml:space="preserve"> --delta_r 1</w:t>
+      </w:r>
+      <w:r>
+        <w:rPr>
+          <w:b/>
+          <w:bCs/>
+        </w:rPr>
+        <w:t xml:space="preserve"> </w:t>
+      </w:r>
+      <w:r>
+        <w:rPr>
+          <w:b/>
+          <w:bCs/>
+        </w:rPr>
+        <w:t>--continuous_associate</w:t>
+      </w:r>
+      <w:r>
+        <w:rPr>
+          <w:b/>
+          <w:bCs/>
+        </w:rPr>
+        <w:t xml:space="preserve"> --seed 3 </w:t>
+      </w:r>
+      <w:r>
+        <w:rPr>
+          <w:b/>
+          <w:bCs/>
+        </w:rPr>
+        <w:t>--neighbor_distance</w:t>
+      </w:r>
+      <w:r>
+        <w:rPr>
+          <w:b/>
+          <w:bCs/>
+        </w:rPr>
+        <w:t xml:space="preserve"> 480 </w:t>
+      </w:r>
+      <w:r>
+        <w:rPr>
+          <w:b/>
+          <w:bCs/>
+        </w:rPr>
+        <w:t>--mean_velocity</w:t>
+      </w:r>
+      <w:r>
+        <w:rPr>
+          <w:b/>
+          <w:bCs/>
+        </w:rPr>
+        <w:t xml:space="preserve"> 1</w:t>
+      </w:r>
+      <w:r>
+        <w:t>"</w:t>
+      </w:r>
+      <w:r>
+        <w:rPr>
+          <w:rFonts w:hint="eastAsia"/>
+        </w:rPr>
+        <w:t>，作业id</w:t>
+      </w:r>
+      <w:r>
+        <w:t>1</w:t>
+      </w:r>
+      <w:r>
+        <w:t>6</w:t>
+      </w:r>
+      <w:r>
+        <w:t>14</w:t>
+      </w:r>
+      <w:r>
+        <w:rPr>
+          <w:rFonts w:hint="eastAsia"/>
+        </w:rPr>
+        <w:t>，o</w:t>
+      </w:r>
+      <w:r>
+        <w:t>ut_mec</w:t>
+      </w:r>
+      <w:r>
+        <w:t>9</w:t>
+      </w:r>
+      <w:r>
+        <w:t>.log</w:t>
+      </w:r>
+      <w:r>
+        <w:rPr>
+          <w:rFonts w:hint="eastAsia"/>
+        </w:rPr>
+        <w:t>，run</w:t>
+      </w:r>
+      <w:r>
+        <w:t>9</w:t>
+      </w:r>
+    </w:p>
+    <w:p>
+      <w:pPr>
+        <w:rPr>
+          <w:b/>
+          <w:bCs/>
+        </w:rPr>
+      </w:pPr>
+      <w:r>
+        <w:rPr>
+          <w:rFonts w:hint="eastAsia"/>
+          <w:b/>
+          <w:bCs/>
+        </w:rPr>
+        <w:t>增加</w:t>
+      </w:r>
+      <w:r>
+        <w:rPr>
+          <w:rFonts w:hint="eastAsia"/>
+          <w:b/>
+          <w:bCs/>
+        </w:rPr>
+        <w:t>碰撞</w:t>
+      </w:r>
+      <w:r>
+        <w:rPr>
+          <w:rFonts w:hint="eastAsia"/>
+          <w:b/>
+          <w:bCs/>
+        </w:rPr>
+        <w:t>距离。</w:t>
+      </w:r>
+    </w:p>
+    <w:p>
+      <w:r>
+        <w:rPr>
+          <w:rFonts w:ascii="Segoe UI" w:hAnsi="Segoe UI" w:cs="Segoe UI"/>
+          <w:color w:val="2E2F30"/>
+          <w:szCs w:val="21"/>
+          <w:shd w:val="clear" w:color="auto" w:fill="FFFFFF"/>
+        </w:rPr>
+        <w:t xml:space="preserve">docker run </w:t>
+      </w:r>
+      <w:r>
+        <w:rPr>
+          <w:rFonts w:ascii="Segoe UI" w:hAnsi="Segoe UI" w:cs="Segoe UI"/>
+          <w:color w:val="2E2F30"/>
+          <w:szCs w:val="21"/>
+          <w:shd w:val="clear" w:color="auto" w:fill="FFFFFF"/>
+        </w:rPr>
+        <w:t>--user $(id -u):$(id -g)</w:t>
+      </w:r>
+      <w:r>
+        <w:rPr>
+          <w:rFonts w:ascii="Segoe UI" w:hAnsi="Segoe UI" w:cs="Segoe UI"/>
+          <w:color w:val="2E2F30"/>
+          <w:szCs w:val="21"/>
+          <w:shd w:val="clear" w:color="auto" w:fill="FFFFFF"/>
+        </w:rPr>
+        <w:t xml:space="preserve"> </w:t>
+      </w:r>
+      <w:r>
+        <w:t>--gpus all</w:t>
+      </w:r>
+      <w:r>
+        <w:rPr>
+          <w:rFonts w:ascii="Segoe UI" w:hAnsi="Segoe UI" w:cs="Segoe UI"/>
+          <w:color w:val="2E2F30"/>
+          <w:szCs w:val="21"/>
+          <w:shd w:val="clear" w:color="auto" w:fill="FFFFFF"/>
+        </w:rPr>
+        <w:t xml:space="preserve"> --rm </w:t>
+      </w:r>
+      <w:r>
+        <w:t xml:space="preserve">--entrypoint /bin/bash </w:t>
+      </w:r>
+      <w:r>
+        <w:rPr>
+          <w:rFonts w:ascii="Segoe UI" w:hAnsi="Segoe UI" w:cs="Segoe UI"/>
+          <w:color w:val="2E2F30"/>
+          <w:szCs w:val="21"/>
+          <w:shd w:val="clear" w:color="auto" w:fill="FFFFFF"/>
+        </w:rPr>
+        <w:t xml:space="preserve">--name </w:t>
+      </w:r>
+      <w:r>
+        <w:rPr>
+          <w:rFonts w:ascii="Segoe UI" w:hAnsi="Segoe UI" w:cs="Segoe UI"/>
+          <w:b/>
+          <w:bCs/>
+          <w:color w:val="2E2F30"/>
+          <w:szCs w:val="21"/>
+          <w:shd w:val="clear" w:color="auto" w:fill="FFFFFF"/>
+        </w:rPr>
+        <w:t>my_conda_docker</w:t>
+      </w:r>
+      <w:r>
+        <w:rPr>
+          <w:rFonts w:ascii="Segoe UI" w:hAnsi="Segoe UI" w:cs="Segoe UI"/>
+          <w:b/>
+          <w:bCs/>
+          <w:color w:val="2E2F30"/>
+          <w:szCs w:val="21"/>
+          <w:shd w:val="clear" w:color="auto" w:fill="FFFFFF"/>
+        </w:rPr>
+        <w:t>1</w:t>
+      </w:r>
+      <w:r>
         <w:rPr>
           <w:rFonts w:ascii="Segoe UI" w:hAnsi="Segoe UI" w:cs="Segoe UI"/>
           <w:color w:val="2E2F30"/>
@@ -4514,6 +4991,66 @@
           <w:b/>
           <w:bCs/>
         </w:rPr>
+        <w:t>1</w:t>
+      </w:r>
+      <w:r>
+        <w:t xml:space="preserve"> </w:t>
+      </w:r>
+      <w:r>
+        <w:rPr>
+          <w:rFonts w:ascii="Segoe UI" w:hAnsi="Segoe UI" w:cs="Segoe UI"/>
+          <w:color w:val="2E2F30"/>
+          <w:szCs w:val="21"/>
+          <w:shd w:val="clear" w:color="auto" w:fill="FFFFFF"/>
+        </w:rPr>
+        <w:t>conda run -n torch1.5.1 --no-capture-output python /usr/coding/on-policy-separated</w:t>
+      </w:r>
+      <w:r>
+        <w:rPr>
+          <w:rFonts w:ascii="Segoe UI" w:hAnsi="Segoe UI" w:cs="Segoe UI"/>
+          <w:color w:val="2E2F30"/>
+          <w:szCs w:val="21"/>
+          <w:shd w:val="clear" w:color="auto" w:fill="FFFFFF"/>
+        </w:rPr>
+        <w:t>-</w:t>
+      </w:r>
+      <w:r>
+        <w:rPr>
+          <w:rFonts w:ascii="Segoe UI" w:hAnsi="Segoe UI" w:cs="Segoe UI"/>
+          <w:color w:val="2E2F30"/>
+          <w:szCs w:val="21"/>
+          <w:shd w:val="clear" w:color="auto" w:fill="FFFFFF"/>
+        </w:rPr>
+        <w:t>last-obs</w:t>
+      </w:r>
+      <w:r>
+        <w:rPr>
+          <w:rFonts w:ascii="Segoe UI" w:hAnsi="Segoe UI" w:cs="Segoe UI"/>
+          <w:color w:val="2E2F30"/>
+          <w:szCs w:val="21"/>
+          <w:shd w:val="clear" w:color="auto" w:fill="FFFFFF"/>
+        </w:rPr>
+        <w:t xml:space="preserve">/onpolicy/scripts/train/train_mec.py </w:t>
+      </w:r>
+      <w:r>
+        <w:t xml:space="preserve">--clip_param 0.15 --max_grad_norm 0.35 --env_name mec --algorithm_name mappo --num_env_steps 100000000 --num_mini_batch 1 --n_rollout_threads </w:t>
+      </w:r>
+      <w:r>
+        <w:t>128</w:t>
+      </w:r>
+      <w:r>
+        <w:t xml:space="preserve"> --use_valuenorm --</w:t>
+      </w:r>
+      <w:r>
+        <w:rPr>
+          <w:rFonts w:hint="eastAsia"/>
+        </w:rPr>
+        <w:t>sh</w:t>
+      </w:r>
+      <w:r>
+        <w:t xml:space="preserve">are_policy --lr 1e-4 --ob_state_with_timestep --n_UAVs </w:t>
+      </w:r>
+      <w:r>
         <w:t>4</w:t>
       </w:r>
       <w:r>
@@ -4521,6 +5058,388 @@
       </w:r>
       <w:r>
         <w:rPr>
+          <w:b/>
+          <w:bCs/>
+        </w:rPr>
+        <w:t xml:space="preserve">--n_GUs </w:t>
+      </w:r>
+      <w:r>
+        <w:rPr>
+          <w:b/>
+          <w:bCs/>
+        </w:rPr>
+        <w:t>4</w:t>
+      </w:r>
+      <w:r>
+        <w:rPr>
+          <w:b/>
+          <w:bCs/>
+        </w:rPr>
+        <w:t>0</w:t>
+      </w:r>
+      <w:r>
+        <w:t xml:space="preserve"> --max_GUs_in_range 15 --x_max </w:t>
+      </w:r>
+      <w:r>
+        <w:t>4</w:t>
+      </w:r>
+      <w:r>
+        <w:t xml:space="preserve">00 --episode_length </w:t>
+      </w:r>
+      <w:r>
+        <w:t>4</w:t>
+      </w:r>
+      <w:r>
+        <w:t>00 --</w:t>
+      </w:r>
+      <w:r>
+        <w:rPr>
+          <w:rFonts w:hint="eastAsia"/>
+        </w:rPr>
+        <w:t>local</w:t>
+      </w:r>
+      <w:r>
+        <w:t xml:space="preserve">_reward </w:t>
+      </w:r>
+      <w:r>
+        <w:rPr>
+          <w:b/>
+          <w:bCs/>
+        </w:rPr>
+        <w:t xml:space="preserve">--state_is_k_hops --max_UAVs_obs_concat </w:t>
+      </w:r>
+      <w:r>
+        <w:rPr>
+          <w:b/>
+          <w:bCs/>
+        </w:rPr>
+        <w:t>4</w:t>
+      </w:r>
+      <w:r>
+        <w:t xml:space="preserve"> --average_local_advantage --n_iterations 30 --use_atten_critic</w:t>
+      </w:r>
+      <w:r>
+        <w:t xml:space="preserve"> </w:t>
+      </w:r>
+      <w:r>
+        <w:rPr>
+          <w:b/>
+          <w:bCs/>
+        </w:rPr>
+        <w:t>--average_local_advantage_timely</w:t>
+      </w:r>
+      <w:r>
+        <w:rPr>
+          <w:b/>
+          <w:bCs/>
+        </w:rPr>
+        <w:t xml:space="preserve"> </w:t>
+      </w:r>
+      <w:r>
+        <w:t>--lambda_r 0.00</w:t>
+      </w:r>
+      <w:r>
+        <w:t>0001</w:t>
+      </w:r>
+      <w:r>
+        <w:t xml:space="preserve"> --mu_r </w:t>
+      </w:r>
+      <w:r>
+        <w:t>64</w:t>
+      </w:r>
+      <w:r>
+        <w:rPr>
+          <w:b/>
+          <w:bCs/>
+        </w:rPr>
+        <w:t xml:space="preserve"> --gamma_r </w:t>
+      </w:r>
+      <w:r>
+        <w:rPr>
+          <w:b/>
+          <w:bCs/>
+        </w:rPr>
+        <w:t>4</w:t>
+      </w:r>
+      <w:r>
+        <w:rPr>
+          <w:b/>
+          <w:bCs/>
+        </w:rPr>
+        <w:t xml:space="preserve"> --delta_r 1</w:t>
+      </w:r>
+      <w:r>
+        <w:rPr>
+          <w:b/>
+          <w:bCs/>
+        </w:rPr>
+        <w:t xml:space="preserve"> </w:t>
+      </w:r>
+      <w:r>
+        <w:rPr>
+          <w:b/>
+          <w:bCs/>
+        </w:rPr>
+        <w:t>--continuous_associate</w:t>
+      </w:r>
+      <w:r>
+        <w:rPr>
+          <w:b/>
+          <w:bCs/>
+        </w:rPr>
+        <w:t xml:space="preserve"> --seed 3 </w:t>
+      </w:r>
+      <w:r>
+        <w:rPr>
+          <w:b/>
+          <w:bCs/>
+        </w:rPr>
+        <w:t>--neighbor_distance</w:t>
+      </w:r>
+      <w:r>
+        <w:rPr>
+          <w:b/>
+          <w:bCs/>
+        </w:rPr>
+        <w:t xml:space="preserve"> 480 </w:t>
+      </w:r>
+      <w:r>
+        <w:rPr>
+          <w:b/>
+          <w:bCs/>
+        </w:rPr>
+        <w:t>--mean_velocity</w:t>
+      </w:r>
+      <w:r>
+        <w:rPr>
+          <w:b/>
+          <w:bCs/>
+        </w:rPr>
+        <w:t xml:space="preserve"> 1</w:t>
+      </w:r>
+      <w:r>
+        <w:rPr>
+          <w:b/>
+          <w:bCs/>
+        </w:rPr>
+        <w:t xml:space="preserve"> --</w:t>
+      </w:r>
+      <w:r>
+        <w:rPr>
+          <w:b/>
+          <w:bCs/>
+        </w:rPr>
+        <w:t>Dis_min</w:t>
+      </w:r>
+      <w:r>
+        <w:rPr>
+          <w:b/>
+          <w:bCs/>
+        </w:rPr>
+        <w:t xml:space="preserve"> </w:t>
+      </w:r>
+      <w:r>
+        <w:rPr>
+          <w:b/>
+          <w:bCs/>
+        </w:rPr>
+        <w:t>5</w:t>
+      </w:r>
+      <w:r>
+        <w:rPr>
+          <w:b/>
+          <w:bCs/>
+        </w:rPr>
+        <w:t>0</w:t>
+      </w:r>
+      <w:r>
+        <w:t>"</w:t>
+      </w:r>
+      <w:r>
+        <w:rPr>
+          <w:rFonts w:hint="eastAsia"/>
+        </w:rPr>
+        <w:t>，作业id</w:t>
+      </w:r>
+      <w:r>
+        <w:t>1</w:t>
+      </w:r>
+      <w:r>
+        <w:t>6</w:t>
+      </w:r>
+      <w:r>
+        <w:t>15</w:t>
+      </w:r>
+      <w:r>
+        <w:rPr>
+          <w:rFonts w:hint="eastAsia"/>
+        </w:rPr>
+        <w:t>，o</w:t>
+      </w:r>
+      <w:r>
+        <w:t>ut_mec</w:t>
+      </w:r>
+      <w:r>
+        <w:t>10</w:t>
+      </w:r>
+      <w:r>
+        <w:t>.log</w:t>
+      </w:r>
+      <w:r>
+        <w:rPr>
+          <w:rFonts w:hint="eastAsia"/>
+        </w:rPr>
+        <w:t>，run</w:t>
+      </w:r>
+      <w:r>
+        <w:t>10</w:t>
+      </w:r>
+    </w:p>
+    <w:p>
+      <w:pPr>
+        <w:rPr>
+          <w:b/>
+          <w:bCs/>
+        </w:rPr>
+      </w:pPr>
+      <w:r>
+        <w:rPr>
+          <w:rFonts w:hint="eastAsia"/>
+          <w:b/>
+          <w:bCs/>
+        </w:rPr>
+        <w:t>增加时延</w:t>
+      </w:r>
+      <w:r>
+        <w:rPr>
+          <w:rFonts w:hint="eastAsia"/>
+          <w:b/>
+          <w:bCs/>
+        </w:rPr>
+        <w:t>奖励的</w:t>
+      </w:r>
+      <w:r>
+        <w:rPr>
+          <w:rFonts w:hint="eastAsia"/>
+          <w:b/>
+          <w:bCs/>
+        </w:rPr>
+        <w:t>权重</w:t>
+      </w:r>
+      <w:r>
+        <w:rPr>
+          <w:rFonts w:hint="eastAsia"/>
+          <w:b/>
+          <w:bCs/>
+        </w:rPr>
+        <w:t>。</w:t>
+      </w:r>
+    </w:p>
+    <w:p>
+      <w:r>
+        <w:rPr>
+          <w:rFonts w:ascii="Segoe UI" w:hAnsi="Segoe UI" w:cs="Segoe UI"/>
+          <w:color w:val="2E2F30"/>
+          <w:szCs w:val="21"/>
+          <w:shd w:val="clear" w:color="auto" w:fill="FFFFFF"/>
+        </w:rPr>
+        <w:t xml:space="preserve">docker run </w:t>
+      </w:r>
+      <w:r>
+        <w:rPr>
+          <w:rFonts w:ascii="Segoe UI" w:hAnsi="Segoe UI" w:cs="Segoe UI"/>
+          <w:color w:val="2E2F30"/>
+          <w:szCs w:val="21"/>
+          <w:shd w:val="clear" w:color="auto" w:fill="FFFFFF"/>
+        </w:rPr>
+        <w:t>--user $(id -u):$(id -g)</w:t>
+      </w:r>
+      <w:r>
+        <w:rPr>
+          <w:rFonts w:ascii="Segoe UI" w:hAnsi="Segoe UI" w:cs="Segoe UI"/>
+          <w:color w:val="2E2F30"/>
+          <w:szCs w:val="21"/>
+          <w:shd w:val="clear" w:color="auto" w:fill="FFFFFF"/>
+        </w:rPr>
+        <w:t xml:space="preserve"> </w:t>
+      </w:r>
+      <w:r>
+        <w:t>--gpus all</w:t>
+      </w:r>
+      <w:r>
+        <w:rPr>
+          <w:rFonts w:ascii="Segoe UI" w:hAnsi="Segoe UI" w:cs="Segoe UI"/>
+          <w:color w:val="2E2F30"/>
+          <w:szCs w:val="21"/>
+          <w:shd w:val="clear" w:color="auto" w:fill="FFFFFF"/>
+        </w:rPr>
+        <w:t xml:space="preserve"> --rm </w:t>
+      </w:r>
+      <w:r>
+        <w:t xml:space="preserve">--entrypoint /bin/bash </w:t>
+      </w:r>
+      <w:r>
+        <w:rPr>
+          <w:rFonts w:ascii="Segoe UI" w:hAnsi="Segoe UI" w:cs="Segoe UI"/>
+          <w:color w:val="2E2F30"/>
+          <w:szCs w:val="21"/>
+          <w:shd w:val="clear" w:color="auto" w:fill="FFFFFF"/>
+        </w:rPr>
+        <w:t xml:space="preserve">--name </w:t>
+      </w:r>
+      <w:r>
+        <w:rPr>
+          <w:rFonts w:ascii="Segoe UI" w:hAnsi="Segoe UI" w:cs="Segoe UI"/>
+          <w:b/>
+          <w:bCs/>
+          <w:color w:val="2E2F30"/>
+          <w:szCs w:val="21"/>
+          <w:shd w:val="clear" w:color="auto" w:fill="FFFFFF"/>
+        </w:rPr>
+        <w:t>my_conda_docker</w:t>
+      </w:r>
+      <w:r>
+        <w:rPr>
+          <w:rFonts w:ascii="Segoe UI" w:hAnsi="Segoe UI" w:cs="Segoe UI"/>
+          <w:b/>
+          <w:bCs/>
+          <w:color w:val="2E2F30"/>
+          <w:szCs w:val="21"/>
+          <w:shd w:val="clear" w:color="auto" w:fill="FFFFFF"/>
+        </w:rPr>
+        <w:t>2</w:t>
+      </w:r>
+      <w:r>
+        <w:rPr>
+          <w:rFonts w:ascii="Segoe UI" w:hAnsi="Segoe UI" w:cs="Segoe UI"/>
+          <w:color w:val="2E2F30"/>
+          <w:szCs w:val="21"/>
+          <w:shd w:val="clear" w:color="auto" w:fill="FFFFFF"/>
+        </w:rPr>
+        <w:t xml:space="preserve"> -v /data/home/ISAC_DMARLV1/MEC:/usr/coding my_conda_docker:v1 -c </w:t>
+      </w:r>
+      <w:r>
+        <w:t>"</w:t>
+      </w:r>
+      <w:r>
+        <w:rPr>
+          <w:b/>
+          <w:bCs/>
+        </w:rPr>
+        <w:t>CUDA_VISIBLE_DEVICES=</w:t>
+      </w:r>
+      <w:r>
+        <w:rPr>
+          <w:b/>
+          <w:bCs/>
+        </w:rPr>
+        <w:t>2</w:t>
+      </w:r>
+      <w:r>
+        <w:t xml:space="preserve"> </w:t>
+      </w:r>
+      <w:r>
+        <w:rPr>
           <w:rFonts w:ascii="Segoe UI" w:hAnsi="Segoe UI" w:cs="Segoe UI"/>
           <w:color w:val="2E2F30"/>
           <w:szCs w:val="21"/>
@@ -4556,7 +5475,13 @@
         <w:t xml:space="preserve">/onpolicy/scripts/train/train_mec.py </w:t>
       </w:r>
       <w:r>
-        <w:t>--clip_param 0.15 --max_grad_norm 0.35 --env_name mec --algorithm_name mappo --num_env_steps 100000000 --num_mini_batch 1 --n_rollout_threads 256 --use_valuenorm --</w:t>
+        <w:t xml:space="preserve">--clip_param 0.15 --max_grad_norm 0.35 --env_name mec --algorithm_name mappo --num_env_steps 100000000 --num_mini_batch 1 --n_rollout_threads </w:t>
+      </w:r>
+      <w:r>
+        <w:t>128</w:t>
+      </w:r>
+      <w:r>
+        <w:t xml:space="preserve"> --use_valuenorm --</w:t>
       </w:r>
       <w:r>
         <w:rPr>
@@ -4568,26 +5493,442 @@
         <w:t xml:space="preserve">are_policy --lr 1e-4 --ob_state_with_timestep --n_UAVs </w:t>
       </w:r>
       <w:r>
-        <w:t>9</w:t>
-      </w:r>
-      <w:r>
-        <w:t xml:space="preserve"> </w:t>
-      </w:r>
-      <w:r>
-        <w:rPr>
-          <w:b/>
-          <w:bCs/>
-        </w:rPr>
-        <w:t>--n_GUs 80</w:t>
+        <w:t>4</w:t>
+      </w:r>
+      <w:r>
+        <w:t xml:space="preserve"> </w:t>
+      </w:r>
+      <w:r>
+        <w:rPr>
+          <w:b/>
+          <w:bCs/>
+        </w:rPr>
+        <w:t xml:space="preserve">--n_GUs </w:t>
+      </w:r>
+      <w:r>
+        <w:rPr>
+          <w:b/>
+          <w:bCs/>
+        </w:rPr>
+        <w:t>4</w:t>
+      </w:r>
+      <w:r>
+        <w:rPr>
+          <w:b/>
+          <w:bCs/>
+        </w:rPr>
+        <w:t>0</w:t>
       </w:r>
       <w:r>
         <w:t xml:space="preserve"> --max_GUs_in_range 15 --x_max </w:t>
       </w:r>
       <w:r>
+        <w:t>4</w:t>
+      </w:r>
+      <w:r>
+        <w:t xml:space="preserve">00 --episode_length </w:t>
+      </w:r>
+      <w:r>
+        <w:t>4</w:t>
+      </w:r>
+      <w:r>
+        <w:t>00 --</w:t>
+      </w:r>
+      <w:r>
+        <w:rPr>
+          <w:rFonts w:hint="eastAsia"/>
+        </w:rPr>
+        <w:t>local</w:t>
+      </w:r>
+      <w:r>
+        <w:t xml:space="preserve">_reward </w:t>
+      </w:r>
+      <w:r>
+        <w:rPr>
+          <w:b/>
+          <w:bCs/>
+        </w:rPr>
+        <w:t xml:space="preserve">--state_is_k_hops --max_UAVs_obs_concat </w:t>
+      </w:r>
+      <w:r>
+        <w:rPr>
+          <w:b/>
+          <w:bCs/>
+        </w:rPr>
+        <w:t>4</w:t>
+      </w:r>
+      <w:r>
+        <w:t xml:space="preserve"> --</w:t>
+      </w:r>
+      <w:r>
+        <w:lastRenderedPageBreak/>
+        <w:t>average_local_advantage --n_iterations 30 --use_atten_critic</w:t>
+      </w:r>
+      <w:r>
+        <w:t xml:space="preserve"> </w:t>
+      </w:r>
+      <w:r>
+        <w:rPr>
+          <w:b/>
+          <w:bCs/>
+        </w:rPr>
+        <w:t>--average_local_advantage_timely</w:t>
+      </w:r>
+      <w:r>
+        <w:rPr>
+          <w:b/>
+          <w:bCs/>
+        </w:rPr>
+        <w:t xml:space="preserve"> </w:t>
+      </w:r>
+      <w:r>
+        <w:t>--lambda_r 0.00</w:t>
+      </w:r>
+      <w:r>
+        <w:t>0001</w:t>
+      </w:r>
+      <w:r>
+        <w:t xml:space="preserve"> --mu_r </w:t>
+      </w:r>
+      <w:r>
+        <w:t>64</w:t>
+      </w:r>
+      <w:r>
+        <w:rPr>
+          <w:b/>
+          <w:bCs/>
+        </w:rPr>
+        <w:t xml:space="preserve"> --gamma_r </w:t>
+      </w:r>
+      <w:r>
+        <w:rPr>
+          <w:b/>
+          <w:bCs/>
+        </w:rPr>
+        <w:t>8</w:t>
+      </w:r>
+      <w:r>
+        <w:rPr>
+          <w:b/>
+          <w:bCs/>
+        </w:rPr>
+        <w:t xml:space="preserve"> --delta_r 1</w:t>
+      </w:r>
+      <w:r>
+        <w:rPr>
+          <w:b/>
+          <w:bCs/>
+        </w:rPr>
+        <w:t xml:space="preserve"> </w:t>
+      </w:r>
+      <w:r>
+        <w:rPr>
+          <w:b/>
+          <w:bCs/>
+        </w:rPr>
+        <w:t>--continuous_associate</w:t>
+      </w:r>
+      <w:r>
+        <w:rPr>
+          <w:b/>
+          <w:bCs/>
+        </w:rPr>
+        <w:t xml:space="preserve"> --seed 3 </w:t>
+      </w:r>
+      <w:r>
+        <w:rPr>
+          <w:b/>
+          <w:bCs/>
+        </w:rPr>
+        <w:t>--neighbor_distance</w:t>
+      </w:r>
+      <w:r>
+        <w:rPr>
+          <w:b/>
+          <w:bCs/>
+        </w:rPr>
+        <w:t xml:space="preserve"> 480 </w:t>
+      </w:r>
+      <w:r>
+        <w:rPr>
+          <w:b/>
+          <w:bCs/>
+        </w:rPr>
+        <w:t>--mean_velocity</w:t>
+      </w:r>
+      <w:r>
+        <w:rPr>
+          <w:b/>
+          <w:bCs/>
+        </w:rPr>
+        <w:t xml:space="preserve"> 1</w:t>
+      </w:r>
+      <w:r>
+        <w:t>"</w:t>
+      </w:r>
+      <w:r>
+        <w:rPr>
+          <w:rFonts w:hint="eastAsia"/>
+        </w:rPr>
+        <w:t>，作业id</w:t>
+      </w:r>
+      <w:r>
+        <w:t>1</w:t>
+      </w:r>
+      <w:r>
+        <w:t>61</w:t>
+      </w:r>
+      <w:r>
         <w:t>6</w:t>
       </w:r>
       <w:r>
-        <w:t>00 --episode_length 300 --</w:t>
+        <w:rPr>
+          <w:rFonts w:hint="eastAsia"/>
+        </w:rPr>
+        <w:t>，o</w:t>
+      </w:r>
+      <w:r>
+        <w:t>ut_mec</w:t>
+      </w:r>
+      <w:r>
+        <w:t>11</w:t>
+      </w:r>
+      <w:r>
+        <w:t>.log</w:t>
+      </w:r>
+      <w:r>
+        <w:rPr>
+          <w:rFonts w:hint="eastAsia"/>
+        </w:rPr>
+        <w:t>，run</w:t>
+      </w:r>
+      <w:r>
+        <w:t>11</w:t>
+      </w:r>
+    </w:p>
+    <w:p>
+      <w:r>
+        <w:rPr>
+          <w:rFonts w:hint="eastAsia"/>
+          <w:b/>
+          <w:bCs/>
+        </w:rPr>
+        <w:t>增加飞行速度</w:t>
+      </w:r>
+      <w:r>
+        <w:rPr>
+          <w:rFonts w:hint="eastAsia"/>
+        </w:rPr>
+        <w:t>，</w:t>
+      </w:r>
+    </w:p>
+    <w:p>
+      <w:r>
+        <w:rPr>
+          <w:rFonts w:ascii="Segoe UI" w:hAnsi="Segoe UI" w:cs="Segoe UI"/>
+          <w:color w:val="2E2F30"/>
+          <w:szCs w:val="21"/>
+          <w:shd w:val="clear" w:color="auto" w:fill="FFFFFF"/>
+        </w:rPr>
+        <w:t>d</w:t>
+      </w:r>
+      <w:r>
+        <w:rPr>
+          <w:rFonts w:ascii="Segoe UI" w:hAnsi="Segoe UI" w:cs="Segoe UI"/>
+          <w:color w:val="2E2F30"/>
+          <w:szCs w:val="21"/>
+          <w:shd w:val="clear" w:color="auto" w:fill="FFFFFF"/>
+        </w:rPr>
+        <w:t xml:space="preserve">ocker run </w:t>
+      </w:r>
+      <w:r>
+        <w:rPr>
+          <w:rFonts w:ascii="Segoe UI" w:hAnsi="Segoe UI" w:cs="Segoe UI"/>
+          <w:color w:val="2E2F30"/>
+          <w:szCs w:val="21"/>
+          <w:shd w:val="clear" w:color="auto" w:fill="FFFFFF"/>
+        </w:rPr>
+        <w:t>--user $(id -u):$(id -g)</w:t>
+      </w:r>
+      <w:r>
+        <w:rPr>
+          <w:rFonts w:ascii="Segoe UI" w:hAnsi="Segoe UI" w:cs="Segoe UI"/>
+          <w:color w:val="2E2F30"/>
+          <w:szCs w:val="21"/>
+          <w:shd w:val="clear" w:color="auto" w:fill="FFFFFF"/>
+        </w:rPr>
+        <w:t xml:space="preserve"> </w:t>
+      </w:r>
+      <w:r>
+        <w:t>--gpus all</w:t>
+      </w:r>
+      <w:r>
+        <w:rPr>
+          <w:rFonts w:ascii="Segoe UI" w:hAnsi="Segoe UI" w:cs="Segoe UI"/>
+          <w:color w:val="2E2F30"/>
+          <w:szCs w:val="21"/>
+          <w:shd w:val="clear" w:color="auto" w:fill="FFFFFF"/>
+        </w:rPr>
+        <w:t xml:space="preserve"> --rm </w:t>
+      </w:r>
+      <w:r>
+        <w:t xml:space="preserve">--entrypoint /bin/bash </w:t>
+      </w:r>
+      <w:r>
+        <w:rPr>
+          <w:rFonts w:ascii="Segoe UI" w:hAnsi="Segoe UI" w:cs="Segoe UI"/>
+          <w:color w:val="2E2F30"/>
+          <w:szCs w:val="21"/>
+          <w:shd w:val="clear" w:color="auto" w:fill="FFFFFF"/>
+        </w:rPr>
+        <w:t xml:space="preserve">--name </w:t>
+      </w:r>
+      <w:r>
+        <w:rPr>
+          <w:rFonts w:ascii="Segoe UI" w:hAnsi="Segoe UI" w:cs="Segoe UI"/>
+          <w:b/>
+          <w:bCs/>
+          <w:color w:val="2E2F30"/>
+          <w:szCs w:val="21"/>
+          <w:shd w:val="clear" w:color="auto" w:fill="FFFFFF"/>
+        </w:rPr>
+        <w:t>my_conda_docker</w:t>
+      </w:r>
+      <w:r>
+        <w:rPr>
+          <w:rFonts w:ascii="Segoe UI" w:hAnsi="Segoe UI" w:cs="Segoe UI"/>
+          <w:b/>
+          <w:bCs/>
+          <w:color w:val="2E2F30"/>
+          <w:szCs w:val="21"/>
+          <w:shd w:val="clear" w:color="auto" w:fill="FFFFFF"/>
+        </w:rPr>
+        <w:t>3</w:t>
+      </w:r>
+      <w:r>
+        <w:rPr>
+          <w:rFonts w:ascii="Segoe UI" w:hAnsi="Segoe UI" w:cs="Segoe UI"/>
+          <w:color w:val="2E2F30"/>
+          <w:szCs w:val="21"/>
+          <w:shd w:val="clear" w:color="auto" w:fill="FFFFFF"/>
+        </w:rPr>
+        <w:t xml:space="preserve"> -v /data/home/ISAC_DMARLV1/MEC:/usr/coding my_conda_docker:v1 -c </w:t>
+      </w:r>
+      <w:r>
+        <w:t>"</w:t>
+      </w:r>
+      <w:r>
+        <w:rPr>
+          <w:b/>
+          <w:bCs/>
+        </w:rPr>
+        <w:t>CUDA_VISIBLE_DEVICES=</w:t>
+      </w:r>
+      <w:r>
+        <w:rPr>
+          <w:b/>
+          <w:bCs/>
+        </w:rPr>
+        <w:t>3</w:t>
+      </w:r>
+      <w:r>
+        <w:t xml:space="preserve"> </w:t>
+      </w:r>
+      <w:r>
+        <w:rPr>
+          <w:rFonts w:ascii="Segoe UI" w:hAnsi="Segoe UI" w:cs="Segoe UI"/>
+          <w:color w:val="2E2F30"/>
+          <w:szCs w:val="21"/>
+          <w:shd w:val="clear" w:color="auto" w:fill="FFFFFF"/>
+        </w:rPr>
+        <w:t>conda run -n torch1.5.1 --no-capture-output python /usr/coding/on-policy-separated</w:t>
+      </w:r>
+      <w:r>
+        <w:rPr>
+          <w:rFonts w:ascii="Segoe UI" w:hAnsi="Segoe UI" w:cs="Segoe UI"/>
+          <w:color w:val="2E2F30"/>
+          <w:szCs w:val="21"/>
+          <w:shd w:val="clear" w:color="auto" w:fill="FFFFFF"/>
+        </w:rPr>
+        <w:t>-</w:t>
+      </w:r>
+      <w:r>
+        <w:rPr>
+          <w:rFonts w:ascii="Segoe UI" w:hAnsi="Segoe UI" w:cs="Segoe UI"/>
+          <w:color w:val="2E2F30"/>
+          <w:szCs w:val="21"/>
+          <w:shd w:val="clear" w:color="auto" w:fill="FFFFFF"/>
+        </w:rPr>
+        <w:t>last-obs</w:t>
+      </w:r>
+      <w:r>
+        <w:rPr>
+          <w:rFonts w:ascii="Segoe UI" w:hAnsi="Segoe UI" w:cs="Segoe UI"/>
+          <w:color w:val="2E2F30"/>
+          <w:szCs w:val="21"/>
+          <w:shd w:val="clear" w:color="auto" w:fill="FFFFFF"/>
+        </w:rPr>
+        <w:t xml:space="preserve">/onpolicy/scripts/train/train_mec.py </w:t>
+      </w:r>
+      <w:r>
+        <w:t xml:space="preserve">--clip_param 0.15 --max_grad_norm 0.35 --env_name mec --algorithm_name mappo --num_env_steps 100000000 --num_mini_batch 1 --n_rollout_threads </w:t>
+      </w:r>
+      <w:r>
+        <w:t>128</w:t>
+      </w:r>
+      <w:r>
+        <w:t xml:space="preserve"> --use_valuenorm --</w:t>
+      </w:r>
+      <w:r>
+        <w:rPr>
+          <w:rFonts w:hint="eastAsia"/>
+        </w:rPr>
+        <w:t>sh</w:t>
+      </w:r>
+      <w:r>
+        <w:t xml:space="preserve">are_policy --lr 1e-4 --ob_state_with_timestep --n_UAVs </w:t>
+      </w:r>
+      <w:r>
+        <w:t>4</w:t>
+      </w:r>
+      <w:r>
+        <w:t xml:space="preserve"> </w:t>
+      </w:r>
+      <w:r>
+        <w:rPr>
+          <w:b/>
+          <w:bCs/>
+        </w:rPr>
+        <w:t xml:space="preserve">--n_GUs </w:t>
+      </w:r>
+      <w:r>
+        <w:rPr>
+          <w:b/>
+          <w:bCs/>
+        </w:rPr>
+        <w:t>4</w:t>
+      </w:r>
+      <w:r>
+        <w:rPr>
+          <w:b/>
+          <w:bCs/>
+        </w:rPr>
+        <w:t>0</w:t>
+      </w:r>
+      <w:r>
+        <w:t xml:space="preserve"> --max_GUs_in_range 15 --x_max </w:t>
+      </w:r>
+      <w:r>
+        <w:t>4</w:t>
+      </w:r>
+      <w:r>
+        <w:t xml:space="preserve">00 --episode_length </w:t>
+      </w:r>
+      <w:r>
+        <w:t>4</w:t>
+      </w:r>
+      <w:r>
+        <w:t>00 --</w:t>
       </w:r>
       <w:r>
         <w:rPr>
@@ -4610,7 +5951,7 @@
           <w:b/>
           <w:bCs/>
         </w:rPr>
-        <w:t>9</w:t>
+        <w:t>4</w:t>
       </w:r>
       <w:r>
         <w:t xml:space="preserve"> --average_local_advantage --n_iterations 30 --use_atten_critic</w:t>
@@ -4715,6 +6056,27 @@
         <w:t xml:space="preserve"> 1</w:t>
       </w:r>
       <w:r>
+        <w:rPr>
+          <w:b/>
+          <w:bCs/>
+        </w:rPr>
+        <w:t xml:space="preserve"> --</w:t>
+      </w:r>
+      <w:r>
+        <w:rPr>
+          <w:b/>
+          <w:bCs/>
+        </w:rPr>
+        <w:t>v_max</w:t>
+      </w:r>
+      <w:r>
+        <w:rPr>
+          <w:b/>
+          <w:bCs/>
+        </w:rPr>
+        <w:t xml:space="preserve"> 40</w:t>
+      </w:r>
+      <w:r>
         <w:t>"</w:t>
       </w:r>
       <w:r>
@@ -4724,7 +6086,13 @@
         <w:t>，作业id</w:t>
       </w:r>
       <w:r>
-        <w:t>1599</w:t>
+        <w:t>1</w:t>
+      </w:r>
+      <w:r>
+        <w:t>61</w:t>
+      </w:r>
+      <w:r>
+        <w:t>7</w:t>
       </w:r>
       <w:r>
         <w:rPr>
@@ -4733,7 +6101,13 @@
         <w:t>，o</w:t>
       </w:r>
       <w:r>
-        <w:t>ut_mec8.log</w:t>
+        <w:t>ut_mec</w:t>
+      </w:r>
+      <w:r>
+        <w:t>12</w:t>
+      </w:r>
+      <w:r>
+        <w:t>.log</w:t>
       </w:r>
       <w:r>
         <w:rPr>
@@ -4742,7 +6116,828 @@
         <w:t>，run</w:t>
       </w:r>
       <w:r>
+        <w:t>12</w:t>
+      </w:r>
+    </w:p>
+    <w:p>
+      <w:pPr>
+        <w:rPr>
+          <w:b/>
+          <w:bCs/>
+        </w:rPr>
+      </w:pPr>
+      <w:r>
+        <w:rPr>
+          <w:rFonts w:hint="eastAsia"/>
+          <w:b/>
+          <w:bCs/>
+        </w:rPr>
+        <w:t>平均资源</w:t>
+      </w:r>
+    </w:p>
+    <w:p>
+      <w:r>
+        <w:rPr>
+          <w:rFonts w:ascii="Segoe UI" w:hAnsi="Segoe UI" w:cs="Segoe UI"/>
+          <w:color w:val="2E2F30"/>
+          <w:szCs w:val="21"/>
+          <w:shd w:val="clear" w:color="auto" w:fill="FFFFFF"/>
+        </w:rPr>
+        <w:t xml:space="preserve">docker run </w:t>
+      </w:r>
+      <w:r>
+        <w:rPr>
+          <w:rFonts w:ascii="Segoe UI" w:hAnsi="Segoe UI" w:cs="Segoe UI"/>
+          <w:color w:val="2E2F30"/>
+          <w:szCs w:val="21"/>
+          <w:shd w:val="clear" w:color="auto" w:fill="FFFFFF"/>
+        </w:rPr>
+        <w:t>--user $(id -u):$(id -g)</w:t>
+      </w:r>
+      <w:r>
+        <w:rPr>
+          <w:rFonts w:ascii="Segoe UI" w:hAnsi="Segoe UI" w:cs="Segoe UI"/>
+          <w:color w:val="2E2F30"/>
+          <w:szCs w:val="21"/>
+          <w:shd w:val="clear" w:color="auto" w:fill="FFFFFF"/>
+        </w:rPr>
+        <w:t xml:space="preserve"> </w:t>
+      </w:r>
+      <w:r>
+        <w:t>--gpus all</w:t>
+      </w:r>
+      <w:r>
+        <w:rPr>
+          <w:rFonts w:ascii="Segoe UI" w:hAnsi="Segoe UI" w:cs="Segoe UI"/>
+          <w:color w:val="2E2F30"/>
+          <w:szCs w:val="21"/>
+          <w:shd w:val="clear" w:color="auto" w:fill="FFFFFF"/>
+        </w:rPr>
+        <w:t xml:space="preserve"> --rm </w:t>
+      </w:r>
+      <w:r>
+        <w:t xml:space="preserve">--entrypoint /bin/bash </w:t>
+      </w:r>
+      <w:r>
+        <w:rPr>
+          <w:rFonts w:ascii="Segoe UI" w:hAnsi="Segoe UI" w:cs="Segoe UI"/>
+          <w:color w:val="2E2F30"/>
+          <w:szCs w:val="21"/>
+          <w:shd w:val="clear" w:color="auto" w:fill="FFFFFF"/>
+        </w:rPr>
+        <w:t xml:space="preserve">--name </w:t>
+      </w:r>
+      <w:r>
+        <w:rPr>
+          <w:rFonts w:ascii="Segoe UI" w:hAnsi="Segoe UI" w:cs="Segoe UI"/>
+          <w:b/>
+          <w:bCs/>
+          <w:color w:val="2E2F30"/>
+          <w:szCs w:val="21"/>
+          <w:shd w:val="clear" w:color="auto" w:fill="FFFFFF"/>
+        </w:rPr>
+        <w:t>my_conda_docker</w:t>
+      </w:r>
+      <w:r>
+        <w:rPr>
+          <w:rFonts w:ascii="Segoe UI" w:hAnsi="Segoe UI" w:cs="Segoe UI"/>
+          <w:b/>
+          <w:bCs/>
+          <w:color w:val="2E2F30"/>
+          <w:szCs w:val="21"/>
+          <w:shd w:val="clear" w:color="auto" w:fill="FFFFFF"/>
+        </w:rPr>
+        <w:t>5</w:t>
+      </w:r>
+      <w:r>
+        <w:rPr>
+          <w:rFonts w:ascii="Segoe UI" w:hAnsi="Segoe UI" w:cs="Segoe UI"/>
+          <w:color w:val="2E2F30"/>
+          <w:szCs w:val="21"/>
+          <w:shd w:val="clear" w:color="auto" w:fill="FFFFFF"/>
+        </w:rPr>
+        <w:t xml:space="preserve"> -v /data/home/ISAC_DMARLV1/MEC:/usr/coding my_conda_docker:v1 -c </w:t>
+      </w:r>
+      <w:r>
+        <w:t>"</w:t>
+      </w:r>
+      <w:r>
+        <w:rPr>
+          <w:b/>
+          <w:bCs/>
+        </w:rPr>
+        <w:t>CUDA_VISIBLE_DEVICES=</w:t>
+      </w:r>
+      <w:r>
+        <w:rPr>
+          <w:b/>
+          <w:bCs/>
+        </w:rPr>
+        <w:t>5</w:t>
+      </w:r>
+      <w:r>
+        <w:t xml:space="preserve"> </w:t>
+      </w:r>
+      <w:r>
+        <w:rPr>
+          <w:rFonts w:ascii="Segoe UI" w:hAnsi="Segoe UI" w:cs="Segoe UI"/>
+          <w:color w:val="2E2F30"/>
+          <w:szCs w:val="21"/>
+          <w:shd w:val="clear" w:color="auto" w:fill="FFFFFF"/>
+        </w:rPr>
+        <w:t>conda run -n torch1.5.1 --no-capture-output python /usr/coding/on-policy-separated</w:t>
+      </w:r>
+      <w:r>
+        <w:rPr>
+          <w:rFonts w:ascii="Segoe UI" w:hAnsi="Segoe UI" w:cs="Segoe UI"/>
+          <w:color w:val="2E2F30"/>
+          <w:szCs w:val="21"/>
+          <w:shd w:val="clear" w:color="auto" w:fill="FFFFFF"/>
+        </w:rPr>
+        <w:t>-</w:t>
+      </w:r>
+      <w:r>
+        <w:rPr>
+          <w:rFonts w:ascii="Segoe UI" w:hAnsi="Segoe UI" w:cs="Segoe UI"/>
+          <w:color w:val="2E2F30"/>
+          <w:szCs w:val="21"/>
+          <w:shd w:val="clear" w:color="auto" w:fill="FFFFFF"/>
+        </w:rPr>
+        <w:t>last-obs</w:t>
+      </w:r>
+      <w:r>
+        <w:rPr>
+          <w:rFonts w:ascii="Segoe UI" w:hAnsi="Segoe UI" w:cs="Segoe UI"/>
+          <w:color w:val="2E2F30"/>
+          <w:szCs w:val="21"/>
+          <w:shd w:val="clear" w:color="auto" w:fill="FFFFFF"/>
+        </w:rPr>
+        <w:t xml:space="preserve">/onpolicy/scripts/train/train_mec.py </w:t>
+      </w:r>
+      <w:r>
+        <w:t xml:space="preserve">--clip_param 0.15 --max_grad_norm 0.35 --env_name mec --algorithm_name mappo --num_env_steps 100000000 --num_mini_batch 1 --n_rollout_threads </w:t>
+      </w:r>
+      <w:r>
+        <w:t>128</w:t>
+      </w:r>
+      <w:r>
+        <w:t xml:space="preserve"> --use_valuenorm --</w:t>
+      </w:r>
+      <w:r>
+        <w:rPr>
+          <w:rFonts w:hint="eastAsia"/>
+        </w:rPr>
+        <w:t>sh</w:t>
+      </w:r>
+      <w:r>
+        <w:t xml:space="preserve">are_policy --lr 1e-4 --ob_state_with_timestep --n_UAVs </w:t>
+      </w:r>
+      <w:r>
+        <w:t>4</w:t>
+      </w:r>
+      <w:r>
+        <w:t xml:space="preserve"> </w:t>
+      </w:r>
+      <w:r>
+        <w:rPr>
+          <w:b/>
+          <w:bCs/>
+        </w:rPr>
+        <w:t xml:space="preserve">--n_GUs </w:t>
+      </w:r>
+      <w:r>
+        <w:rPr>
+          <w:b/>
+          <w:bCs/>
+        </w:rPr>
+        <w:t>4</w:t>
+      </w:r>
+      <w:r>
+        <w:rPr>
+          <w:b/>
+          <w:bCs/>
+        </w:rPr>
+        <w:t>0</w:t>
+      </w:r>
+      <w:r>
+        <w:t xml:space="preserve"> --max_GUs_in_range 15 --x_max </w:t>
+      </w:r>
+      <w:r>
+        <w:t>4</w:t>
+      </w:r>
+      <w:r>
+        <w:t xml:space="preserve">00 --episode_length </w:t>
+      </w:r>
+      <w:r>
+        <w:t>4</w:t>
+      </w:r>
+      <w:r>
+        <w:t>00 --</w:t>
+      </w:r>
+      <w:r>
+        <w:rPr>
+          <w:rFonts w:hint="eastAsia"/>
+        </w:rPr>
+        <w:t>local</w:t>
+      </w:r>
+      <w:r>
+        <w:t xml:space="preserve">_reward </w:t>
+      </w:r>
+      <w:r>
+        <w:rPr>
+          <w:b/>
+          <w:bCs/>
+        </w:rPr>
+        <w:t xml:space="preserve">--state_is_k_hops --max_UAVs_obs_concat </w:t>
+      </w:r>
+      <w:r>
+        <w:rPr>
+          <w:b/>
+          <w:bCs/>
+        </w:rPr>
+        <w:t>4</w:t>
+      </w:r>
+      <w:r>
+        <w:t xml:space="preserve"> --average_local_advantage --n_iterations 30 --use_atten_critic</w:t>
+      </w:r>
+      <w:r>
+        <w:t xml:space="preserve"> </w:t>
+      </w:r>
+      <w:r>
+        <w:rPr>
+          <w:b/>
+          <w:bCs/>
+        </w:rPr>
+        <w:t>--average_local_advantage_timely</w:t>
+      </w:r>
+      <w:r>
+        <w:rPr>
+          <w:b/>
+          <w:bCs/>
+        </w:rPr>
+        <w:t xml:space="preserve"> </w:t>
+      </w:r>
+      <w:r>
+        <w:t>--lambda_r 0.00</w:t>
+      </w:r>
+      <w:r>
+        <w:t>0001</w:t>
+      </w:r>
+      <w:r>
+        <w:t xml:space="preserve"> --mu_r </w:t>
+      </w:r>
+      <w:r>
+        <w:t>64</w:t>
+      </w:r>
+      <w:r>
+        <w:rPr>
+          <w:b/>
+          <w:bCs/>
+        </w:rPr>
+        <w:t xml:space="preserve"> --gamma_r </w:t>
+      </w:r>
+      <w:r>
+        <w:rPr>
+          <w:b/>
+          <w:bCs/>
+        </w:rPr>
+        <w:t>4</w:t>
+      </w:r>
+      <w:r>
+        <w:rPr>
+          <w:b/>
+          <w:bCs/>
+        </w:rPr>
+        <w:t xml:space="preserve"> --delta_r 1</w:t>
+      </w:r>
+      <w:r>
+        <w:rPr>
+          <w:b/>
+          <w:bCs/>
+        </w:rPr>
+        <w:t xml:space="preserve"> </w:t>
+      </w:r>
+      <w:r>
+        <w:rPr>
+          <w:b/>
+          <w:bCs/>
+        </w:rPr>
+        <w:t>--continuous_associate</w:t>
+      </w:r>
+      <w:r>
+        <w:rPr>
+          <w:b/>
+          <w:bCs/>
+        </w:rPr>
+        <w:t xml:space="preserve"> </w:t>
+      </w:r>
+      <w:r>
+        <w:rPr>
+          <w:b/>
+          <w:bCs/>
+        </w:rPr>
+        <w:t xml:space="preserve">--ave_resource </w:t>
+      </w:r>
+      <w:r>
+        <w:rPr>
+          <w:b/>
+          <w:bCs/>
+        </w:rPr>
+        <w:t xml:space="preserve">--seed 3 </w:t>
+      </w:r>
+      <w:r>
+        <w:rPr>
+          <w:b/>
+          <w:bCs/>
+        </w:rPr>
+        <w:t>--neighbor_distance</w:t>
+      </w:r>
+      <w:r>
+        <w:rPr>
+          <w:b/>
+          <w:bCs/>
+        </w:rPr>
+        <w:t xml:space="preserve"> 480 </w:t>
+      </w:r>
+      <w:r>
+        <w:rPr>
+          <w:b/>
+          <w:bCs/>
+        </w:rPr>
+        <w:t>--mean_velocity</w:t>
+      </w:r>
+      <w:r>
+        <w:rPr>
+          <w:b/>
+          <w:bCs/>
+        </w:rPr>
+        <w:t xml:space="preserve"> 1</w:t>
+      </w:r>
+      <w:r>
+        <w:t>"</w:t>
+      </w:r>
+      <w:r>
+        <w:rPr>
+          <w:rFonts w:hint="eastAsia"/>
+        </w:rPr>
+        <w:t>，作业id</w:t>
+      </w:r>
+      <w:r>
+        <w:t>16</w:t>
+      </w:r>
+      <w:r>
+        <w:t>1</w:t>
+      </w:r>
+      <w:r>
         <w:t>8</w:t>
+      </w:r>
+      <w:r>
+        <w:rPr>
+          <w:rFonts w:hint="eastAsia"/>
+        </w:rPr>
+        <w:t>，o</w:t>
+      </w:r>
+      <w:r>
+        <w:t>ut_mec</w:t>
+      </w:r>
+      <w:r>
+        <w:t>13</w:t>
+      </w:r>
+      <w:r>
+        <w:t>.log</w:t>
+      </w:r>
+      <w:r>
+        <w:rPr>
+          <w:rFonts w:hint="eastAsia"/>
+        </w:rPr>
+        <w:t>，run</w:t>
+      </w:r>
+      <w:r>
+        <w:t>13</w:t>
+      </w:r>
+    </w:p>
+    <w:p>
+      <w:pPr>
+        <w:rPr>
+          <w:b/>
+          <w:bCs/>
+        </w:rPr>
+      </w:pPr>
+      <w:r>
+        <w:rPr>
+          <w:rFonts w:hint="eastAsia"/>
+          <w:b/>
+          <w:bCs/>
+        </w:rPr>
+        <w:t>平均资源的</w:t>
+      </w:r>
+      <w:r>
+        <w:rPr>
+          <w:rFonts w:hint="eastAsia"/>
+          <w:b/>
+          <w:bCs/>
+        </w:rPr>
+        <w:t>，并且不处理动作</w:t>
+      </w:r>
+    </w:p>
+    <w:p>
+      <w:r>
+        <w:rPr>
+          <w:rFonts w:ascii="Segoe UI" w:hAnsi="Segoe UI" w:cs="Segoe UI"/>
+          <w:color w:val="2E2F30"/>
+          <w:szCs w:val="21"/>
+          <w:shd w:val="clear" w:color="auto" w:fill="FFFFFF"/>
+        </w:rPr>
+        <w:t xml:space="preserve">docker run </w:t>
+      </w:r>
+      <w:r>
+        <w:rPr>
+          <w:rFonts w:ascii="Segoe UI" w:hAnsi="Segoe UI" w:cs="Segoe UI"/>
+          <w:color w:val="2E2F30"/>
+          <w:szCs w:val="21"/>
+          <w:shd w:val="clear" w:color="auto" w:fill="FFFFFF"/>
+        </w:rPr>
+        <w:t>--user $(id -u):$(id -g)</w:t>
+      </w:r>
+      <w:r>
+        <w:rPr>
+          <w:rFonts w:ascii="Segoe UI" w:hAnsi="Segoe UI" w:cs="Segoe UI"/>
+          <w:color w:val="2E2F30"/>
+          <w:szCs w:val="21"/>
+          <w:shd w:val="clear" w:color="auto" w:fill="FFFFFF"/>
+        </w:rPr>
+        <w:t xml:space="preserve"> </w:t>
+      </w:r>
+      <w:r>
+        <w:t>--gpus all</w:t>
+      </w:r>
+      <w:r>
+        <w:rPr>
+          <w:rFonts w:ascii="Segoe UI" w:hAnsi="Segoe UI" w:cs="Segoe UI"/>
+          <w:color w:val="2E2F30"/>
+          <w:szCs w:val="21"/>
+          <w:shd w:val="clear" w:color="auto" w:fill="FFFFFF"/>
+        </w:rPr>
+        <w:t xml:space="preserve"> --rm </w:t>
+      </w:r>
+      <w:r>
+        <w:t xml:space="preserve">--entrypoint /bin/bash </w:t>
+      </w:r>
+      <w:r>
+        <w:rPr>
+          <w:rFonts w:ascii="Segoe UI" w:hAnsi="Segoe UI" w:cs="Segoe UI"/>
+          <w:color w:val="2E2F30"/>
+          <w:szCs w:val="21"/>
+          <w:shd w:val="clear" w:color="auto" w:fill="FFFFFF"/>
+        </w:rPr>
+        <w:t xml:space="preserve">--name </w:t>
+      </w:r>
+      <w:r>
+        <w:rPr>
+          <w:rFonts w:ascii="Segoe UI" w:hAnsi="Segoe UI" w:cs="Segoe UI"/>
+          <w:b/>
+          <w:bCs/>
+          <w:color w:val="2E2F30"/>
+          <w:szCs w:val="21"/>
+          <w:shd w:val="clear" w:color="auto" w:fill="FFFFFF"/>
+        </w:rPr>
+        <w:t>my_conda_docker</w:t>
+      </w:r>
+      <w:r>
+        <w:rPr>
+          <w:rFonts w:ascii="Segoe UI" w:hAnsi="Segoe UI" w:cs="Segoe UI"/>
+          <w:b/>
+          <w:bCs/>
+          <w:color w:val="2E2F30"/>
+          <w:szCs w:val="21"/>
+          <w:shd w:val="clear" w:color="auto" w:fill="FFFFFF"/>
+        </w:rPr>
+        <w:t>6</w:t>
+      </w:r>
+      <w:r>
+        <w:rPr>
+          <w:rFonts w:ascii="Segoe UI" w:hAnsi="Segoe UI" w:cs="Segoe UI"/>
+          <w:color w:val="2E2F30"/>
+          <w:szCs w:val="21"/>
+          <w:shd w:val="clear" w:color="auto" w:fill="FFFFFF"/>
+        </w:rPr>
+        <w:t xml:space="preserve"> -v /data/home/ISAC_DMARLV1/MEC:/usr/coding my_conda_docker:v1 -c </w:t>
+      </w:r>
+      <w:r>
+        <w:t>"</w:t>
+      </w:r>
+      <w:r>
+        <w:rPr>
+          <w:b/>
+          <w:bCs/>
+        </w:rPr>
+        <w:t>CUDA_VISIBLE_DEVICES=</w:t>
+      </w:r>
+      <w:r>
+        <w:rPr>
+          <w:b/>
+          <w:bCs/>
+        </w:rPr>
+        <w:t>6</w:t>
+      </w:r>
+      <w:r>
+        <w:t xml:space="preserve"> </w:t>
+      </w:r>
+      <w:r>
+        <w:rPr>
+          <w:rFonts w:ascii="Segoe UI" w:hAnsi="Segoe UI" w:cs="Segoe UI"/>
+          <w:color w:val="2E2F30"/>
+          <w:szCs w:val="21"/>
+          <w:shd w:val="clear" w:color="auto" w:fill="FFFFFF"/>
+        </w:rPr>
+        <w:t>conda run -n torch1.5.1 --no-capture-output python /usr/coding/on-policy-separated</w:t>
+      </w:r>
+      <w:r>
+        <w:rPr>
+          <w:rFonts w:ascii="Segoe UI" w:hAnsi="Segoe UI" w:cs="Segoe UI"/>
+          <w:color w:val="2E2F30"/>
+          <w:szCs w:val="21"/>
+          <w:shd w:val="clear" w:color="auto" w:fill="FFFFFF"/>
+        </w:rPr>
+        <w:t>-</w:t>
+      </w:r>
+      <w:r>
+        <w:rPr>
+          <w:rFonts w:ascii="Segoe UI" w:hAnsi="Segoe UI" w:cs="Segoe UI"/>
+          <w:color w:val="2E2F30"/>
+          <w:szCs w:val="21"/>
+          <w:shd w:val="clear" w:color="auto" w:fill="FFFFFF"/>
+        </w:rPr>
+        <w:t>last-obs</w:t>
+      </w:r>
+      <w:r>
+        <w:rPr>
+          <w:rFonts w:ascii="Segoe UI" w:hAnsi="Segoe UI" w:cs="Segoe UI"/>
+          <w:color w:val="2E2F30"/>
+          <w:szCs w:val="21"/>
+          <w:shd w:val="clear" w:color="auto" w:fill="FFFFFF"/>
+        </w:rPr>
+        <w:t xml:space="preserve">/onpolicy/scripts/train/train_mec.py </w:t>
+      </w:r>
+      <w:r>
+        <w:t xml:space="preserve">--clip_param 0.15 --max_grad_norm 0.35 --env_name mec --algorithm_name mappo --num_env_steps 100000000 --num_mini_batch 1 --n_rollout_threads </w:t>
+      </w:r>
+      <w:r>
+        <w:t>128</w:t>
+      </w:r>
+      <w:r>
+        <w:t xml:space="preserve"> --use_valuenorm --</w:t>
+      </w:r>
+      <w:r>
+        <w:rPr>
+          <w:rFonts w:hint="eastAsia"/>
+        </w:rPr>
+        <w:t>sh</w:t>
+      </w:r>
+      <w:r>
+        <w:t xml:space="preserve">are_policy --lr 1e-4 --ob_state_with_timestep --n_UAVs </w:t>
+      </w:r>
+      <w:r>
+        <w:t>4</w:t>
+      </w:r>
+      <w:r>
+        <w:t xml:space="preserve"> </w:t>
+      </w:r>
+      <w:r>
+        <w:rPr>
+          <w:b/>
+          <w:bCs/>
+        </w:rPr>
+        <w:t xml:space="preserve">--n_GUs </w:t>
+      </w:r>
+      <w:r>
+        <w:rPr>
+          <w:b/>
+          <w:bCs/>
+        </w:rPr>
+        <w:t>4</w:t>
+      </w:r>
+      <w:r>
+        <w:rPr>
+          <w:b/>
+          <w:bCs/>
+        </w:rPr>
+        <w:t>0</w:t>
+      </w:r>
+      <w:r>
+        <w:t xml:space="preserve"> --max_GUs_in_range 15 --x_max </w:t>
+      </w:r>
+      <w:r>
+        <w:t>4</w:t>
+      </w:r>
+      <w:r>
+        <w:t xml:space="preserve">00 --episode_length </w:t>
+      </w:r>
+      <w:r>
+        <w:t>4</w:t>
+      </w:r>
+      <w:r>
+        <w:t>00 --</w:t>
+      </w:r>
+      <w:r>
+        <w:rPr>
+          <w:rFonts w:hint="eastAsia"/>
+        </w:rPr>
+        <w:t>local</w:t>
+      </w:r>
+      <w:r>
+        <w:t xml:space="preserve">_reward </w:t>
+      </w:r>
+      <w:r>
+        <w:rPr>
+          <w:b/>
+          <w:bCs/>
+        </w:rPr>
+        <w:t xml:space="preserve">--state_is_k_hops --max_UAVs_obs_concat </w:t>
+      </w:r>
+      <w:r>
+        <w:rPr>
+          <w:b/>
+          <w:bCs/>
+        </w:rPr>
+        <w:t>4</w:t>
+      </w:r>
+      <w:r>
+        <w:t xml:space="preserve"> --average_local_advantage --n_iterations 30 --use_atten_critic</w:t>
+      </w:r>
+      <w:r>
+        <w:t xml:space="preserve"> </w:t>
+      </w:r>
+      <w:r>
+        <w:rPr>
+          <w:b/>
+          <w:bCs/>
+        </w:rPr>
+        <w:t>--average_local_advantage_timely</w:t>
+      </w:r>
+      <w:r>
+        <w:rPr>
+          <w:b/>
+          <w:bCs/>
+        </w:rPr>
+        <w:t xml:space="preserve"> </w:t>
+      </w:r>
+      <w:r>
+        <w:t>--lambda_r 0.00</w:t>
+      </w:r>
+      <w:r>
+        <w:t>0001</w:t>
+      </w:r>
+      <w:r>
+        <w:t xml:space="preserve"> --mu_r </w:t>
+      </w:r>
+      <w:r>
+        <w:t>64</w:t>
+      </w:r>
+      <w:r>
+        <w:rPr>
+          <w:b/>
+          <w:bCs/>
+        </w:rPr>
+        <w:t xml:space="preserve"> --gamma_r </w:t>
+      </w:r>
+      <w:r>
+        <w:rPr>
+          <w:b/>
+          <w:bCs/>
+        </w:rPr>
+        <w:t>4</w:t>
+      </w:r>
+      <w:r>
+        <w:rPr>
+          <w:b/>
+          <w:bCs/>
+        </w:rPr>
+        <w:t xml:space="preserve"> --delta_r </w:t>
+      </w:r>
+      <w:r>
+        <w:rPr>
+          <w:b/>
+          <w:bCs/>
+        </w:rPr>
+        <w:lastRenderedPageBreak/>
+        <w:t>1</w:t>
+      </w:r>
+      <w:r>
+        <w:rPr>
+          <w:b/>
+          <w:bCs/>
+        </w:rPr>
+        <w:t xml:space="preserve"> </w:t>
+      </w:r>
+      <w:r>
+        <w:rPr>
+          <w:b/>
+          <w:bCs/>
+        </w:rPr>
+        <w:t>--continuous_associate</w:t>
+      </w:r>
+      <w:r>
+        <w:rPr>
+          <w:b/>
+          <w:bCs/>
+        </w:rPr>
+        <w:t xml:space="preserve"> </w:t>
+      </w:r>
+      <w:r>
+        <w:rPr>
+          <w:b/>
+          <w:bCs/>
+        </w:rPr>
+        <w:t>--</w:t>
+      </w:r>
+      <w:r>
+        <w:rPr>
+          <w:b/>
+          <w:bCs/>
+        </w:rPr>
+        <w:t>not_process_action</w:t>
+      </w:r>
+      <w:r>
+        <w:rPr>
+          <w:b/>
+          <w:bCs/>
+        </w:rPr>
+        <w:t xml:space="preserve"> </w:t>
+      </w:r>
+      <w:r>
+        <w:rPr>
+          <w:b/>
+          <w:bCs/>
+        </w:rPr>
+        <w:t xml:space="preserve">--ave_resource --seed 3 </w:t>
+      </w:r>
+      <w:r>
+        <w:rPr>
+          <w:b/>
+          <w:bCs/>
+        </w:rPr>
+        <w:t>--neighbor_distance</w:t>
+      </w:r>
+      <w:r>
+        <w:rPr>
+          <w:b/>
+          <w:bCs/>
+        </w:rPr>
+        <w:t xml:space="preserve"> 480 </w:t>
+      </w:r>
+      <w:r>
+        <w:rPr>
+          <w:b/>
+          <w:bCs/>
+        </w:rPr>
+        <w:t>--mean_velocity</w:t>
+      </w:r>
+      <w:r>
+        <w:rPr>
+          <w:b/>
+          <w:bCs/>
+        </w:rPr>
+        <w:t xml:space="preserve"> 1</w:t>
+      </w:r>
+      <w:r>
+        <w:t>"</w:t>
+      </w:r>
+      <w:r>
+        <w:rPr>
+          <w:rFonts w:hint="eastAsia"/>
+        </w:rPr>
+        <w:t>，作业id</w:t>
+      </w:r>
+      <w:r>
+        <w:t>16</w:t>
+      </w:r>
+      <w:r>
+        <w:t>19</w:t>
+      </w:r>
+      <w:r>
+        <w:rPr>
+          <w:rFonts w:hint="eastAsia"/>
+        </w:rPr>
+        <w:t>，o</w:t>
+      </w:r>
+      <w:r>
+        <w:t>ut_mec</w:t>
+      </w:r>
+      <w:r>
+        <w:t>14</w:t>
+      </w:r>
+      <w:r>
+        <w:t>.log</w:t>
+      </w:r>
+      <w:r>
+        <w:rPr>
+          <w:rFonts w:hint="eastAsia"/>
+        </w:rPr>
+        <w:t>，run</w:t>
+      </w:r>
+      <w:r>
+        <w:t>14</w:t>
       </w:r>
     </w:p>
     <w:p/>
@@ -4750,42 +6945,11 @@
       <w:pPr>
         <w:rPr>
           <w:rFonts w:hint="eastAsia"/>
+          <w:b/>
+          <w:bCs/>
         </w:rPr>
       </w:pPr>
-      <w:r>
-        <w:rPr>
-          <w:rFonts w:hint="eastAsia"/>
-        </w:rPr>
-        <w:t>加碰撞距离呢？</w:t>
-      </w:r>
     </w:p>
-    <w:p/>
-    <w:p>
-      <w:pPr>
-        <w:rPr>
-          <w:rFonts w:hint="eastAsia"/>
-        </w:rPr>
-      </w:pPr>
-      <w:r>
-        <w:rPr>
-          <w:rFonts w:hint="eastAsia"/>
-        </w:rPr>
-        <w:t>就四</w:t>
-      </w:r>
-      <w:r>
-        <w:rPr>
-          <w:rFonts w:hint="eastAsia"/>
-        </w:rPr>
-        <w:t>架</w:t>
-      </w:r>
-      <w:r>
-        <w:rPr>
-          <w:rFonts w:hint="eastAsia"/>
-        </w:rPr>
-        <w:t>无人机飞。</w:t>
-      </w:r>
-    </w:p>
-    <w:p/>
     <w:p>
       <w:pPr>
         <w:rPr>

--- a/onpolicy/last-obs.docx
+++ b/onpolicy/last-obs.docx
@@ -4340,6 +4340,18 @@
           <w:szCs w:val="24"/>
         </w:rPr>
         <w:t>709.</w:t>
+      </w:r>
+      <w:r>
+        <w:t xml:space="preserve"> </w:t>
+      </w:r>
+      <w:r>
+        <w:rPr>
+          <w:b/>
+          <w:bCs/>
+          <w:sz w:val="22"/>
+          <w:szCs w:val="24"/>
+        </w:rPr>
+        <w:t>a786fa9e</w:t>
       </w:r>
     </w:p>
     <w:p>

--- a/onpolicy/last-obs.docx
+++ b/onpolicy/last-obs.docx
@@ -4434,7 +4434,7 @@
           <w:szCs w:val="21"/>
           <w:shd w:val="clear" w:color="auto" w:fill="FFFFFF"/>
         </w:rPr>
-        <w:t>9</w:t>
+        <w:t>4</w:t>
       </w:r>
       <w:r>
         <w:rPr>
@@ -6953,6 +6953,583 @@
       </w:r>
     </w:p>
     <w:p/>
+    <w:p>
+      <w:pPr>
+        <w:jc w:val="center"/>
+        <w:outlineLvl w:val="2"/>
+        <w:rPr>
+          <w:b/>
+          <w:bCs/>
+          <w:sz w:val="22"/>
+          <w:szCs w:val="24"/>
+        </w:rPr>
+      </w:pPr>
+      <w:r>
+        <w:rPr>
+          <w:rFonts w:hint="eastAsia"/>
+          <w:b/>
+          <w:bCs/>
+          <w:sz w:val="22"/>
+          <w:szCs w:val="24"/>
+        </w:rPr>
+        <w:t>0</w:t>
+      </w:r>
+      <w:r>
+        <w:rPr>
+          <w:b/>
+          <w:bCs/>
+          <w:sz w:val="22"/>
+          <w:szCs w:val="24"/>
+        </w:rPr>
+        <w:t>709.</w:t>
+      </w:r>
+      <w:r>
+        <w:t xml:space="preserve"> </w:t>
+      </w:r>
+      <w:r>
+        <w:rPr>
+          <w:b/>
+          <w:bCs/>
+          <w:sz w:val="22"/>
+          <w:szCs w:val="24"/>
+        </w:rPr>
+        <w:t>e67b1548</w:t>
+      </w:r>
+    </w:p>
+    <w:p>
+      <w:pPr>
+        <w:outlineLvl w:val="2"/>
+        <w:rPr>
+          <w:rFonts w:ascii="Segoe UI" w:hAnsi="Segoe UI" w:cs="Segoe UI" w:hint="eastAsia"/>
+          <w:b/>
+          <w:bCs/>
+          <w:color w:val="2E2F30"/>
+          <w:szCs w:val="21"/>
+          <w:shd w:val="clear" w:color="auto" w:fill="FFFFFF"/>
+        </w:rPr>
+      </w:pPr>
+      <w:r>
+        <w:rPr>
+          <w:rFonts w:ascii="Segoe UI" w:hAnsi="Segoe UI" w:cs="Segoe UI" w:hint="eastAsia"/>
+          <w:b/>
+          <w:bCs/>
+          <w:color w:val="2E2F30"/>
+          <w:szCs w:val="21"/>
+          <w:shd w:val="clear" w:color="auto" w:fill="FFFFFF"/>
+        </w:rPr>
+        <w:t>类似上个子标题的第一个。还是</w:t>
+      </w:r>
+      <w:r>
+        <w:rPr>
+          <w:rFonts w:ascii="Segoe UI" w:hAnsi="Segoe UI" w:cs="Segoe UI" w:hint="eastAsia"/>
+          <w:b/>
+          <w:bCs/>
+          <w:color w:val="2E2F30"/>
+          <w:szCs w:val="21"/>
+          <w:shd w:val="clear" w:color="auto" w:fill="FFFFFF"/>
+        </w:rPr>
+        <w:t>4</w:t>
+      </w:r>
+      <w:r>
+        <w:rPr>
+          <w:rFonts w:ascii="Segoe UI" w:hAnsi="Segoe UI" w:cs="Segoe UI" w:hint="eastAsia"/>
+          <w:b/>
+          <w:bCs/>
+          <w:color w:val="2E2F30"/>
+          <w:szCs w:val="21"/>
+          <w:shd w:val="clear" w:color="auto" w:fill="FFFFFF"/>
+        </w:rPr>
+        <w:t>架</w:t>
+      </w:r>
+      <w:r>
+        <w:rPr>
+          <w:rFonts w:ascii="Segoe UI" w:hAnsi="Segoe UI" w:cs="Segoe UI" w:hint="eastAsia"/>
+          <w:b/>
+          <w:bCs/>
+          <w:color w:val="2E2F30"/>
+          <w:szCs w:val="21"/>
+          <w:shd w:val="clear" w:color="auto" w:fill="FFFFFF"/>
+        </w:rPr>
+        <w:t>.</w:t>
+      </w:r>
+      <w:r>
+        <w:rPr>
+          <w:rFonts w:hint="eastAsia"/>
+        </w:rPr>
+        <w:t xml:space="preserve"> </w:t>
+      </w:r>
+      <w:r>
+        <w:rPr>
+          <w:rFonts w:ascii="Segoe UI" w:hAnsi="Segoe UI" w:cs="Segoe UI" w:hint="eastAsia"/>
+          <w:b/>
+          <w:bCs/>
+          <w:color w:val="2E2F30"/>
+          <w:szCs w:val="21"/>
+          <w:shd w:val="clear" w:color="auto" w:fill="FFFFFF"/>
+        </w:rPr>
+        <w:t>未被服务</w:t>
+      </w:r>
+      <w:r>
+        <w:rPr>
+          <w:rFonts w:ascii="Segoe UI" w:hAnsi="Segoe UI" w:cs="Segoe UI"/>
+          <w:b/>
+          <w:bCs/>
+          <w:color w:val="2E2F30"/>
+          <w:szCs w:val="21"/>
+          <w:shd w:val="clear" w:color="auto" w:fill="FFFFFF"/>
+        </w:rPr>
+        <w:t>+1</w:t>
+      </w:r>
+      <w:r>
+        <w:rPr>
+          <w:rFonts w:ascii="Segoe UI" w:hAnsi="Segoe UI" w:cs="Segoe UI"/>
+          <w:b/>
+          <w:bCs/>
+          <w:color w:val="2E2F30"/>
+          <w:szCs w:val="21"/>
+          <w:shd w:val="clear" w:color="auto" w:fill="FFFFFF"/>
+        </w:rPr>
+        <w:t>，服务失败</w:t>
+      </w:r>
+      <w:r>
+        <w:rPr>
+          <w:rFonts w:ascii="Segoe UI" w:hAnsi="Segoe UI" w:cs="Segoe UI"/>
+          <w:b/>
+          <w:bCs/>
+          <w:color w:val="2E2F30"/>
+          <w:szCs w:val="21"/>
+          <w:shd w:val="clear" w:color="auto" w:fill="FFFFFF"/>
+        </w:rPr>
+        <w:t>+1</w:t>
+      </w:r>
+      <w:r>
+        <w:rPr>
+          <w:rFonts w:ascii="Segoe UI" w:hAnsi="Segoe UI" w:cs="Segoe UI"/>
+          <w:b/>
+          <w:bCs/>
+          <w:color w:val="2E2F30"/>
+          <w:szCs w:val="21"/>
+          <w:shd w:val="clear" w:color="auto" w:fill="FFFFFF"/>
+        </w:rPr>
+        <w:t>。满足</w:t>
+      </w:r>
+      <w:r>
+        <w:rPr>
+          <w:rFonts w:ascii="Segoe UI" w:hAnsi="Segoe UI" w:cs="Segoe UI"/>
+          <w:b/>
+          <w:bCs/>
+          <w:color w:val="2E2F30"/>
+          <w:szCs w:val="21"/>
+          <w:shd w:val="clear" w:color="auto" w:fill="FFFFFF"/>
+        </w:rPr>
+        <w:t>delay</w:t>
+      </w:r>
+      <w:r>
+        <w:rPr>
+          <w:rFonts w:ascii="Segoe UI" w:hAnsi="Segoe UI" w:cs="Segoe UI"/>
+          <w:b/>
+          <w:bCs/>
+          <w:color w:val="2E2F30"/>
+          <w:szCs w:val="21"/>
+          <w:shd w:val="clear" w:color="auto" w:fill="FFFFFF"/>
+        </w:rPr>
+        <w:t>的奖励值中加</w:t>
+      </w:r>
+      <w:r>
+        <w:rPr>
+          <w:rFonts w:ascii="Segoe UI" w:hAnsi="Segoe UI" w:cs="Segoe UI"/>
+          <w:b/>
+          <w:bCs/>
+          <w:color w:val="2E2F30"/>
+          <w:szCs w:val="21"/>
+          <w:shd w:val="clear" w:color="auto" w:fill="FFFFFF"/>
+        </w:rPr>
+        <w:t>1</w:t>
+      </w:r>
+      <w:r>
+        <w:rPr>
+          <w:rFonts w:ascii="Segoe UI" w:hAnsi="Segoe UI" w:cs="Segoe UI"/>
+          <w:b/>
+          <w:bCs/>
+          <w:color w:val="2E2F30"/>
+          <w:szCs w:val="21"/>
+          <w:shd w:val="clear" w:color="auto" w:fill="FFFFFF"/>
+        </w:rPr>
+        <w:t>。</w:t>
+      </w:r>
+    </w:p>
+    <w:p>
+      <w:r>
+        <w:rPr>
+          <w:rFonts w:ascii="Segoe UI" w:hAnsi="Segoe UI" w:cs="Segoe UI"/>
+          <w:color w:val="2E2F30"/>
+          <w:szCs w:val="21"/>
+          <w:shd w:val="clear" w:color="auto" w:fill="FFFFFF"/>
+        </w:rPr>
+        <w:t xml:space="preserve">docker run </w:t>
+      </w:r>
+      <w:r>
+        <w:rPr>
+          <w:rFonts w:ascii="Segoe UI" w:hAnsi="Segoe UI" w:cs="Segoe UI"/>
+          <w:color w:val="2E2F30"/>
+          <w:szCs w:val="21"/>
+          <w:shd w:val="clear" w:color="auto" w:fill="FFFFFF"/>
+        </w:rPr>
+        <w:t>--user $(id -u):$(id -g)</w:t>
+      </w:r>
+      <w:r>
+        <w:rPr>
+          <w:rFonts w:ascii="Segoe UI" w:hAnsi="Segoe UI" w:cs="Segoe UI"/>
+          <w:color w:val="2E2F30"/>
+          <w:szCs w:val="21"/>
+          <w:shd w:val="clear" w:color="auto" w:fill="FFFFFF"/>
+        </w:rPr>
+        <w:t xml:space="preserve"> </w:t>
+      </w:r>
+      <w:r>
+        <w:t>--gpus all</w:t>
+      </w:r>
+      <w:r>
+        <w:rPr>
+          <w:rFonts w:ascii="Segoe UI" w:hAnsi="Segoe UI" w:cs="Segoe UI"/>
+          <w:color w:val="2E2F30"/>
+          <w:szCs w:val="21"/>
+          <w:shd w:val="clear" w:color="auto" w:fill="FFFFFF"/>
+        </w:rPr>
+        <w:t xml:space="preserve"> --rm </w:t>
+      </w:r>
+      <w:r>
+        <w:t xml:space="preserve">--entrypoint /bin/bash </w:t>
+      </w:r>
+      <w:r>
+        <w:rPr>
+          <w:rFonts w:ascii="Segoe UI" w:hAnsi="Segoe UI" w:cs="Segoe UI"/>
+          <w:color w:val="2E2F30"/>
+          <w:szCs w:val="21"/>
+          <w:shd w:val="clear" w:color="auto" w:fill="FFFFFF"/>
+        </w:rPr>
+        <w:t xml:space="preserve">--name </w:t>
+      </w:r>
+      <w:r>
+        <w:rPr>
+          <w:rFonts w:ascii="Segoe UI" w:hAnsi="Segoe UI" w:cs="Segoe UI"/>
+          <w:b/>
+          <w:bCs/>
+          <w:color w:val="2E2F30"/>
+          <w:szCs w:val="21"/>
+          <w:shd w:val="clear" w:color="auto" w:fill="FFFFFF"/>
+        </w:rPr>
+        <w:t>my_conda_docker</w:t>
+      </w:r>
+      <w:r>
+        <w:rPr>
+          <w:rFonts w:ascii="Segoe UI" w:hAnsi="Segoe UI" w:cs="Segoe UI"/>
+          <w:b/>
+          <w:bCs/>
+          <w:color w:val="2E2F30"/>
+          <w:szCs w:val="21"/>
+          <w:shd w:val="clear" w:color="auto" w:fill="FFFFFF"/>
+        </w:rPr>
+        <w:t>7</w:t>
+      </w:r>
+      <w:r>
+        <w:rPr>
+          <w:rFonts w:ascii="Segoe UI" w:hAnsi="Segoe UI" w:cs="Segoe UI"/>
+          <w:color w:val="2E2F30"/>
+          <w:szCs w:val="21"/>
+          <w:shd w:val="clear" w:color="auto" w:fill="FFFFFF"/>
+        </w:rPr>
+        <w:t xml:space="preserve"> -v /data/home/ISAC_DMARLV1/MEC:/usr/coding my_conda_docker:v1 -c </w:t>
+      </w:r>
+      <w:r>
+        <w:t>"</w:t>
+      </w:r>
+      <w:r>
+        <w:rPr>
+          <w:b/>
+          <w:bCs/>
+        </w:rPr>
+        <w:t>CUDA_VISIBLE_DEVICES=</w:t>
+      </w:r>
+      <w:r>
+        <w:rPr>
+          <w:b/>
+          <w:bCs/>
+        </w:rPr>
+        <w:t>7</w:t>
+      </w:r>
+      <w:r>
+        <w:t xml:space="preserve"> </w:t>
+      </w:r>
+      <w:r>
+        <w:rPr>
+          <w:rFonts w:ascii="Segoe UI" w:hAnsi="Segoe UI" w:cs="Segoe UI"/>
+          <w:color w:val="2E2F30"/>
+          <w:szCs w:val="21"/>
+          <w:shd w:val="clear" w:color="auto" w:fill="FFFFFF"/>
+        </w:rPr>
+        <w:t>conda run -n torch1.5.1 --no-capture-output python /usr/coding/on-policy-separated</w:t>
+      </w:r>
+      <w:r>
+        <w:rPr>
+          <w:rFonts w:ascii="Segoe UI" w:hAnsi="Segoe UI" w:cs="Segoe UI"/>
+          <w:color w:val="2E2F30"/>
+          <w:szCs w:val="21"/>
+          <w:shd w:val="clear" w:color="auto" w:fill="FFFFFF"/>
+        </w:rPr>
+        <w:t>-</w:t>
+      </w:r>
+      <w:r>
+        <w:rPr>
+          <w:rFonts w:ascii="Segoe UI" w:hAnsi="Segoe UI" w:cs="Segoe UI"/>
+          <w:color w:val="2E2F30"/>
+          <w:szCs w:val="21"/>
+          <w:shd w:val="clear" w:color="auto" w:fill="FFFFFF"/>
+        </w:rPr>
+        <w:t>last-obs</w:t>
+      </w:r>
+      <w:r>
+        <w:rPr>
+          <w:rFonts w:ascii="Segoe UI" w:hAnsi="Segoe UI" w:cs="Segoe UI"/>
+          <w:color w:val="2E2F30"/>
+          <w:szCs w:val="21"/>
+          <w:shd w:val="clear" w:color="auto" w:fill="FFFFFF"/>
+        </w:rPr>
+        <w:t xml:space="preserve">/onpolicy/scripts/train/train_mec.py </w:t>
+      </w:r>
+      <w:r>
+        <w:t xml:space="preserve">--clip_param 0.15 --max_grad_norm 0.35 --env_name mec --algorithm_name mappo --num_env_steps 100000000 --num_mini_batch 1 --n_rollout_threads </w:t>
+      </w:r>
+      <w:r>
+        <w:t>128</w:t>
+      </w:r>
+      <w:r>
+        <w:t xml:space="preserve"> --use_valuenorm --</w:t>
+      </w:r>
+      <w:r>
+        <w:rPr>
+          <w:rFonts w:hint="eastAsia"/>
+        </w:rPr>
+        <w:t>sh</w:t>
+      </w:r>
+      <w:r>
+        <w:t xml:space="preserve">are_policy --lr 1e-4 --ob_state_with_timestep --n_UAVs </w:t>
+      </w:r>
+      <w:r>
+        <w:t>4</w:t>
+      </w:r>
+      <w:r>
+        <w:t xml:space="preserve"> </w:t>
+      </w:r>
+      <w:r>
+        <w:rPr>
+          <w:b/>
+          <w:bCs/>
+        </w:rPr>
+        <w:t xml:space="preserve">--n_GUs </w:t>
+      </w:r>
+      <w:r>
+        <w:rPr>
+          <w:b/>
+          <w:bCs/>
+        </w:rPr>
+        <w:t>4</w:t>
+      </w:r>
+      <w:r>
+        <w:rPr>
+          <w:b/>
+          <w:bCs/>
+        </w:rPr>
+        <w:t>0</w:t>
+      </w:r>
+      <w:r>
+        <w:t xml:space="preserve"> --max_GUs_in_range 15 --x_max </w:t>
+      </w:r>
+      <w:r>
+        <w:t>4</w:t>
+      </w:r>
+      <w:r>
+        <w:t xml:space="preserve">00 --episode_length </w:t>
+      </w:r>
+      <w:r>
+        <w:t>4</w:t>
+      </w:r>
+      <w:r>
+        <w:t>00 --</w:t>
+      </w:r>
+      <w:r>
+        <w:rPr>
+          <w:rFonts w:hint="eastAsia"/>
+        </w:rPr>
+        <w:t>local</w:t>
+      </w:r>
+      <w:r>
+        <w:t xml:space="preserve">_reward </w:t>
+      </w:r>
+      <w:r>
+        <w:rPr>
+          <w:b/>
+          <w:bCs/>
+        </w:rPr>
+        <w:t xml:space="preserve">--state_is_k_hops --max_UAVs_obs_concat </w:t>
+      </w:r>
+      <w:r>
+        <w:rPr>
+          <w:b/>
+          <w:bCs/>
+        </w:rPr>
+        <w:t>4</w:t>
+      </w:r>
+      <w:r>
+        <w:t xml:space="preserve"> --average_local_advantage --n_iterations 30 --use_atten_critic</w:t>
+      </w:r>
+      <w:r>
+        <w:t xml:space="preserve"> </w:t>
+      </w:r>
+      <w:r>
+        <w:rPr>
+          <w:b/>
+          <w:bCs/>
+        </w:rPr>
+        <w:t>--average_local_advantage_timely</w:t>
+      </w:r>
+      <w:r>
+        <w:rPr>
+          <w:b/>
+          <w:bCs/>
+        </w:rPr>
+        <w:t xml:space="preserve"> </w:t>
+      </w:r>
+      <w:r>
+        <w:t>--lambda_r 0.00</w:t>
+      </w:r>
+      <w:r>
+        <w:t>0001</w:t>
+      </w:r>
+      <w:r>
+        <w:t xml:space="preserve"> --mu_r </w:t>
+      </w:r>
+      <w:r>
+        <w:t>64</w:t>
+      </w:r>
+      <w:r>
+        <w:rPr>
+          <w:b/>
+          <w:bCs/>
+        </w:rPr>
+        <w:t xml:space="preserve"> --gamma_r </w:t>
+      </w:r>
+      <w:r>
+        <w:rPr>
+          <w:b/>
+          <w:bCs/>
+        </w:rPr>
+        <w:t>4</w:t>
+      </w:r>
+      <w:r>
+        <w:rPr>
+          <w:b/>
+          <w:bCs/>
+        </w:rPr>
+        <w:t xml:space="preserve"> --delta_r 1</w:t>
+      </w:r>
+      <w:r>
+        <w:rPr>
+          <w:b/>
+          <w:bCs/>
+        </w:rPr>
+        <w:t xml:space="preserve"> </w:t>
+      </w:r>
+      <w:r>
+        <w:rPr>
+          <w:b/>
+          <w:bCs/>
+        </w:rPr>
+        <w:t>--continuous_associate</w:t>
+      </w:r>
+      <w:r>
+        <w:rPr>
+          <w:b/>
+          <w:bCs/>
+        </w:rPr>
+        <w:t xml:space="preserve"> --seed 3 </w:t>
+      </w:r>
+      <w:r>
+        <w:rPr>
+          <w:b/>
+          <w:bCs/>
+        </w:rPr>
+        <w:t>--neighbor_distance</w:t>
+      </w:r>
+      <w:r>
+        <w:rPr>
+          <w:b/>
+          <w:bCs/>
+        </w:rPr>
+        <w:t xml:space="preserve"> 480 </w:t>
+      </w:r>
+      <w:r>
+        <w:rPr>
+          <w:b/>
+          <w:bCs/>
+        </w:rPr>
+        <w:t>--mean_velocity</w:t>
+      </w:r>
+      <w:r>
+        <w:rPr>
+          <w:b/>
+          <w:bCs/>
+        </w:rPr>
+        <w:t xml:space="preserve"> 1</w:t>
+      </w:r>
+      <w:r>
+        <w:t>"</w:t>
+      </w:r>
+      <w:r>
+        <w:rPr>
+          <w:rFonts w:hint="eastAsia"/>
+        </w:rPr>
+        <w:t>，作业id</w:t>
+      </w:r>
+      <w:r>
+        <w:t>16</w:t>
+      </w:r>
+      <w:r>
+        <w:t>20</w:t>
+      </w:r>
+      <w:r>
+        <w:rPr>
+          <w:rFonts w:hint="eastAsia"/>
+        </w:rPr>
+        <w:t>，o</w:t>
+      </w:r>
+      <w:r>
+        <w:t>ut_mec</w:t>
+      </w:r>
+      <w:r>
+        <w:t>15</w:t>
+      </w:r>
+      <w:r>
+        <w:t>.log</w:t>
+      </w:r>
+      <w:r>
+        <w:rPr>
+          <w:rFonts w:hint="eastAsia"/>
+        </w:rPr>
+        <w:t>，run</w:t>
+      </w:r>
+      <w:r>
+        <w:t>15</w:t>
+      </w:r>
+    </w:p>
+    <w:p>
+      <w:pPr>
+        <w:rPr>
+          <w:b/>
+          <w:bCs/>
+        </w:rPr>
+      </w:pPr>
+    </w:p>
     <w:p>
       <w:pPr>
         <w:rPr>
